--- a/CMA_B1_Ch06_AnswerKeys.docx
+++ b/CMA_B1_Ch06_AnswerKeys.docx
@@ -27,7 +27,7 @@
           <w:sz w:val="20"/>
           <w:szCs w:val="20"/>
         </w:rPr>
-        <w:t xml:space="preserve">Section 6.2 · Receivables: Credit Losses and Transfers · 42 items · keep this sheet separate from the handout</w:t>
+        <w:t xml:space="preserve">The allowance for credit losses · Receivables: Credit Losses and Transfers · 42 items · keep this sheet separate from the handout</w:t>
       </w:r>
     </w:p>
     <w:tbl>
@@ -2319,7 +2319,7 @@
           <w:sz w:val="20"/>
           <w:szCs w:val="20"/>
         </w:rPr>
-        <w:t xml:space="preserve">Section 6.3 · Receivables: Credit Losses and Transfers · 22 items · keep this sheet separate from the handout</w:t>
+        <w:t xml:space="preserve">Transferring receivables: sale or secured borrowing? · Receivables: Credit Losses and Transfers · 38 items · keep this sheet separate from the handout</w:t>
       </w:r>
     </w:p>
     <w:tbl>
@@ -2542,67 +2542,67 @@
                 <w:sz w:val="14"/>
                 <w:szCs w:val="14"/>
               </w:rPr>
-              <w:t xml:space="preserve">9</w:t>
-            </w:r>
-          </w:p>
-        </w:tc>
-        <w:tc>
-          <w:tcPr>
-            <w:tcMar>
-              <w:top w:type="dxa" w:w="6"/>
-              <w:left w:type="dxa" w:w="66"/>
-              <w:bottom w:type="dxa" w:w="6"/>
-              <w:right w:type="dxa" w:w="66"/>
-            </w:tcMar>
-          </w:tcPr>
-          <w:p>
-            <w:r>
-              <w:rPr>
-                <w:sz w:val="14"/>
-                <w:szCs w:val="14"/>
-              </w:rPr>
-              <w:t xml:space="preserve">300,000</w:t>
-            </w:r>
-          </w:p>
-        </w:tc>
-        <w:tc>
-          <w:tcPr>
-            <w:shd w:fill="F5F7FC" w:val="clear"/>
-            <w:tcMar>
-              <w:top w:type="dxa" w:w="6"/>
-              <w:left w:type="dxa" w:w="66"/>
-              <w:bottom w:type="dxa" w:w="6"/>
-              <w:right w:type="dxa" w:w="66"/>
-            </w:tcMar>
-          </w:tcPr>
-          <w:p>
-            <w:r>
-              <w:rPr>
-                <w:b/>
-                <w:bCs/>
-                <w:sz w:val="14"/>
-                <w:szCs w:val="14"/>
-              </w:rPr>
-              <w:t xml:space="preserve">17</w:t>
-            </w:r>
-          </w:p>
-        </w:tc>
-        <w:tc>
-          <w:tcPr>
-            <w:tcMar>
-              <w:top w:type="dxa" w:w="6"/>
-              <w:left w:type="dxa" w:w="66"/>
-              <w:bottom w:type="dxa" w:w="6"/>
-              <w:right w:type="dxa" w:w="66"/>
-            </w:tcMar>
-          </w:tcPr>
-          <w:p>
-            <w:r>
-              <w:rPr>
-                <w:sz w:val="14"/>
-                <w:szCs w:val="14"/>
-              </w:rPr>
-              <w:t xml:space="preserve">True</w:t>
+              <w:t xml:space="preserve">14</w:t>
+            </w:r>
+          </w:p>
+        </w:tc>
+        <w:tc>
+          <w:tcPr>
+            <w:tcMar>
+              <w:top w:type="dxa" w:w="6"/>
+              <w:left w:type="dxa" w:w="66"/>
+              <w:bottom w:type="dxa" w:w="6"/>
+              <w:right w:type="dxa" w:w="66"/>
+            </w:tcMar>
+          </w:tcPr>
+          <w:p>
+            <w:r>
+              <w:rPr>
+                <w:sz w:val="14"/>
+                <w:szCs w:val="14"/>
+              </w:rPr>
+              <w:t xml:space="preserve">(A)</w:t>
+            </w:r>
+          </w:p>
+        </w:tc>
+        <w:tc>
+          <w:tcPr>
+            <w:shd w:fill="F5F7FC" w:val="clear"/>
+            <w:tcMar>
+              <w:top w:type="dxa" w:w="6"/>
+              <w:left w:type="dxa" w:w="66"/>
+              <w:bottom w:type="dxa" w:w="6"/>
+              <w:right w:type="dxa" w:w="66"/>
+            </w:tcMar>
+          </w:tcPr>
+          <w:p>
+            <w:r>
+              <w:rPr>
+                <w:b/>
+                <w:bCs/>
+                <w:sz w:val="14"/>
+                <w:szCs w:val="14"/>
+              </w:rPr>
+              <w:t xml:space="preserve">27</w:t>
+            </w:r>
+          </w:p>
+        </w:tc>
+        <w:tc>
+          <w:tcPr>
+            <w:tcMar>
+              <w:top w:type="dxa" w:w="6"/>
+              <w:left w:type="dxa" w:w="66"/>
+              <w:bottom w:type="dxa" w:w="6"/>
+              <w:right w:type="dxa" w:w="66"/>
+            </w:tcMar>
+          </w:tcPr>
+          <w:p>
+            <w:r>
+              <w:rPr>
+                <w:sz w:val="14"/>
+                <w:szCs w:val="14"/>
+              </w:rPr>
+              <w:t xml:space="preserve">D</w:t>
             </w:r>
           </w:p>
         </w:tc>
@@ -2667,67 +2667,67 @@
                 <w:sz w:val="14"/>
                 <w:szCs w:val="14"/>
               </w:rPr>
-              <w:t xml:space="preserve">10</w:t>
-            </w:r>
-          </w:p>
-        </w:tc>
-        <w:tc>
-          <w:tcPr>
-            <w:tcMar>
-              <w:top w:type="dxa" w:w="6"/>
-              <w:left w:type="dxa" w:w="66"/>
-              <w:bottom w:type="dxa" w:w="6"/>
-              <w:right w:type="dxa" w:w="66"/>
-            </w:tcMar>
-          </w:tcPr>
-          <w:p>
-            <w:r>
-              <w:rPr>
-                <w:sz w:val="14"/>
-                <w:szCs w:val="14"/>
-              </w:rPr>
-              <w:t xml:space="preserve">(C)</w:t>
-            </w:r>
-          </w:p>
-        </w:tc>
-        <w:tc>
-          <w:tcPr>
-            <w:shd w:fill="F5F7FC" w:val="clear"/>
-            <w:tcMar>
-              <w:top w:type="dxa" w:w="6"/>
-              <w:left w:type="dxa" w:w="66"/>
-              <w:bottom w:type="dxa" w:w="6"/>
-              <w:right w:type="dxa" w:w="66"/>
-            </w:tcMar>
-          </w:tcPr>
-          <w:p>
-            <w:r>
-              <w:rPr>
-                <w:b/>
-                <w:bCs/>
-                <w:sz w:val="14"/>
-                <w:szCs w:val="14"/>
-              </w:rPr>
-              <w:t xml:space="preserve">18</w:t>
-            </w:r>
-          </w:p>
-        </w:tc>
-        <w:tc>
-          <w:tcPr>
-            <w:tcMar>
-              <w:top w:type="dxa" w:w="6"/>
-              <w:left w:type="dxa" w:w="66"/>
-              <w:bottom w:type="dxa" w:w="6"/>
-              <w:right w:type="dxa" w:w="66"/>
-            </w:tcMar>
-          </w:tcPr>
-          <w:p>
-            <w:r>
-              <w:rPr>
-                <w:sz w:val="14"/>
-                <w:szCs w:val="14"/>
-              </w:rPr>
-              <w:t xml:space="preserve">False</w:t>
+              <w:t xml:space="preserve">15</w:t>
+            </w:r>
+          </w:p>
+        </w:tc>
+        <w:tc>
+          <w:tcPr>
+            <w:tcMar>
+              <w:top w:type="dxa" w:w="6"/>
+              <w:left w:type="dxa" w:w="66"/>
+              <w:bottom w:type="dxa" w:w="6"/>
+              <w:right w:type="dxa" w:w="66"/>
+            </w:tcMar>
+          </w:tcPr>
+          <w:p>
+            <w:r>
+              <w:rPr>
+                <w:sz w:val="14"/>
+                <w:szCs w:val="14"/>
+              </w:rPr>
+              <w:t xml:space="preserve">(D)</w:t>
+            </w:r>
+          </w:p>
+        </w:tc>
+        <w:tc>
+          <w:tcPr>
+            <w:shd w:fill="F5F7FC" w:val="clear"/>
+            <w:tcMar>
+              <w:top w:type="dxa" w:w="6"/>
+              <w:left w:type="dxa" w:w="66"/>
+              <w:bottom w:type="dxa" w:w="6"/>
+              <w:right w:type="dxa" w:w="66"/>
+            </w:tcMar>
+          </w:tcPr>
+          <w:p>
+            <w:r>
+              <w:rPr>
+                <w:b/>
+                <w:bCs/>
+                <w:sz w:val="14"/>
+                <w:szCs w:val="14"/>
+              </w:rPr>
+              <w:t xml:space="preserve">28</w:t>
+            </w:r>
+          </w:p>
+        </w:tc>
+        <w:tc>
+          <w:tcPr>
+            <w:tcMar>
+              <w:top w:type="dxa" w:w="6"/>
+              <w:left w:type="dxa" w:w="66"/>
+              <w:bottom w:type="dxa" w:w="6"/>
+              <w:right w:type="dxa" w:w="66"/>
+            </w:tcMar>
+          </w:tcPr>
+          <w:p>
+            <w:r>
+              <w:rPr>
+                <w:sz w:val="14"/>
+                <w:szCs w:val="14"/>
+              </w:rPr>
+              <w:t xml:space="preserve">A</w:t>
             </w:r>
           </w:p>
         </w:tc>
@@ -2792,67 +2792,67 @@
                 <w:sz w:val="14"/>
                 <w:szCs w:val="14"/>
               </w:rPr>
-              <w:t xml:space="preserve">11</w:t>
-            </w:r>
-          </w:p>
-        </w:tc>
-        <w:tc>
-          <w:tcPr>
-            <w:tcMar>
-              <w:top w:type="dxa" w:w="6"/>
-              <w:left w:type="dxa" w:w="66"/>
-              <w:bottom w:type="dxa" w:w="6"/>
-              <w:right w:type="dxa" w:w="66"/>
-            </w:tcMar>
-          </w:tcPr>
-          <w:p>
-            <w:r>
-              <w:rPr>
-                <w:sz w:val="14"/>
-                <w:szCs w:val="14"/>
-              </w:rPr>
-              <w:t xml:space="preserve">(A)</w:t>
-            </w:r>
-          </w:p>
-        </w:tc>
-        <w:tc>
-          <w:tcPr>
-            <w:shd w:fill="F5F7FC" w:val="clear"/>
-            <w:tcMar>
-              <w:top w:type="dxa" w:w="6"/>
-              <w:left w:type="dxa" w:w="66"/>
-              <w:bottom w:type="dxa" w:w="6"/>
-              <w:right w:type="dxa" w:w="66"/>
-            </w:tcMar>
-          </w:tcPr>
-          <w:p>
-            <w:r>
-              <w:rPr>
-                <w:b/>
-                <w:bCs/>
-                <w:sz w:val="14"/>
-                <w:szCs w:val="14"/>
-              </w:rPr>
-              <w:t xml:space="preserve">19</w:t>
-            </w:r>
-          </w:p>
-        </w:tc>
-        <w:tc>
-          <w:tcPr>
-            <w:tcMar>
-              <w:top w:type="dxa" w:w="6"/>
-              <w:left w:type="dxa" w:w="66"/>
-              <w:bottom w:type="dxa" w:w="6"/>
-              <w:right w:type="dxa" w:w="66"/>
-            </w:tcMar>
-          </w:tcPr>
-          <w:p>
-            <w:r>
-              <w:rPr>
-                <w:sz w:val="14"/>
-                <w:szCs w:val="14"/>
-              </w:rPr>
-              <w:t xml:space="preserve">True</w:t>
+              <w:t xml:space="preserve">16</w:t>
+            </w:r>
+          </w:p>
+        </w:tc>
+        <w:tc>
+          <w:tcPr>
+            <w:tcMar>
+              <w:top w:type="dxa" w:w="6"/>
+              <w:left w:type="dxa" w:w="66"/>
+              <w:bottom w:type="dxa" w:w="6"/>
+              <w:right w:type="dxa" w:w="66"/>
+            </w:tcMar>
+          </w:tcPr>
+          <w:p>
+            <w:r>
+              <w:rPr>
+                <w:sz w:val="14"/>
+                <w:szCs w:val="14"/>
+              </w:rPr>
+              <w:t xml:space="preserve">False</w:t>
+            </w:r>
+          </w:p>
+        </w:tc>
+        <w:tc>
+          <w:tcPr>
+            <w:shd w:fill="F5F7FC" w:val="clear"/>
+            <w:tcMar>
+              <w:top w:type="dxa" w:w="6"/>
+              <w:left w:type="dxa" w:w="66"/>
+              <w:bottom w:type="dxa" w:w="6"/>
+              <w:right w:type="dxa" w:w="66"/>
+            </w:tcMar>
+          </w:tcPr>
+          <w:p>
+            <w:r>
+              <w:rPr>
+                <w:b/>
+                <w:bCs/>
+                <w:sz w:val="14"/>
+                <w:szCs w:val="14"/>
+              </w:rPr>
+              <w:t xml:space="preserve">29</w:t>
+            </w:r>
+          </w:p>
+        </w:tc>
+        <w:tc>
+          <w:tcPr>
+            <w:tcMar>
+              <w:top w:type="dxa" w:w="6"/>
+              <w:left w:type="dxa" w:w="66"/>
+              <w:bottom w:type="dxa" w:w="6"/>
+              <w:right w:type="dxa" w:w="66"/>
+            </w:tcMar>
+          </w:tcPr>
+          <w:p>
+            <w:r>
+              <w:rPr>
+                <w:sz w:val="14"/>
+                <w:szCs w:val="14"/>
+              </w:rPr>
+              <w:t xml:space="preserve">C</w:t>
             </w:r>
           </w:p>
         </w:tc>
@@ -2917,48 +2917,7 @@
                 <w:sz w:val="14"/>
                 <w:szCs w:val="14"/>
               </w:rPr>
-              <w:t xml:space="preserve">12</w:t>
-            </w:r>
-          </w:p>
-        </w:tc>
-        <w:tc>
-          <w:tcPr>
-            <w:tcMar>
-              <w:top w:type="dxa" w:w="6"/>
-              <w:left w:type="dxa" w:w="66"/>
-              <w:bottom w:type="dxa" w:w="6"/>
-              <w:right w:type="dxa" w:w="66"/>
-            </w:tcMar>
-          </w:tcPr>
-          <w:p>
-            <w:r>
-              <w:rPr>
-                <w:sz w:val="14"/>
-                <w:szCs w:val="14"/>
-              </w:rPr>
-              <w:t xml:space="preserve">(C)</w:t>
-            </w:r>
-          </w:p>
-        </w:tc>
-        <w:tc>
-          <w:tcPr>
-            <w:shd w:fill="F5F7FC" w:val="clear"/>
-            <w:tcMar>
-              <w:top w:type="dxa" w:w="6"/>
-              <w:left w:type="dxa" w:w="66"/>
-              <w:bottom w:type="dxa" w:w="6"/>
-              <w:right w:type="dxa" w:w="66"/>
-            </w:tcMar>
-          </w:tcPr>
-          <w:p>
-            <w:r>
-              <w:rPr>
-                <w:b/>
-                <w:bCs/>
-                <w:sz w:val="14"/>
-                <w:szCs w:val="14"/>
-              </w:rPr>
-              <w:t xml:space="preserve">20</w:t>
+              <w:t xml:space="preserve">17</w:t>
             </w:r>
           </w:p>
         </w:tc>
@@ -2978,6 +2937,47 @@
                 <w:szCs w:val="14"/>
               </w:rPr>
               <w:t xml:space="preserve">True</w:t>
+            </w:r>
+          </w:p>
+        </w:tc>
+        <w:tc>
+          <w:tcPr>
+            <w:shd w:fill="F5F7FC" w:val="clear"/>
+            <w:tcMar>
+              <w:top w:type="dxa" w:w="6"/>
+              <w:left w:type="dxa" w:w="66"/>
+              <w:bottom w:type="dxa" w:w="6"/>
+              <w:right w:type="dxa" w:w="66"/>
+            </w:tcMar>
+          </w:tcPr>
+          <w:p>
+            <w:r>
+              <w:rPr>
+                <w:b/>
+                <w:bCs/>
+                <w:sz w:val="14"/>
+                <w:szCs w:val="14"/>
+              </w:rPr>
+              <w:t xml:space="preserve">30</w:t>
+            </w:r>
+          </w:p>
+        </w:tc>
+        <w:tc>
+          <w:tcPr>
+            <w:tcMar>
+              <w:top w:type="dxa" w:w="6"/>
+              <w:left w:type="dxa" w:w="66"/>
+              <w:bottom w:type="dxa" w:w="6"/>
+              <w:right w:type="dxa" w:w="66"/>
+            </w:tcMar>
+          </w:tcPr>
+          <w:p>
+            <w:r>
+              <w:rPr>
+                <w:sz w:val="14"/>
+                <w:szCs w:val="14"/>
+              </w:rPr>
+              <w:t xml:space="preserve">F</w:t>
             </w:r>
           </w:p>
         </w:tc>
@@ -3042,48 +3042,7 @@
                 <w:sz w:val="14"/>
                 <w:szCs w:val="14"/>
               </w:rPr>
-              <w:t xml:space="preserve">13</w:t>
-            </w:r>
-          </w:p>
-        </w:tc>
-        <w:tc>
-          <w:tcPr>
-            <w:tcMar>
-              <w:top w:type="dxa" w:w="6"/>
-              <w:left w:type="dxa" w:w="66"/>
-              <w:bottom w:type="dxa" w:w="6"/>
-              <w:right w:type="dxa" w:w="66"/>
-            </w:tcMar>
-          </w:tcPr>
-          <w:p>
-            <w:r>
-              <w:rPr>
-                <w:sz w:val="14"/>
-                <w:szCs w:val="14"/>
-              </w:rPr>
-              <w:t xml:space="preserve">(D)</w:t>
-            </w:r>
-          </w:p>
-        </w:tc>
-        <w:tc>
-          <w:tcPr>
-            <w:shd w:fill="F5F7FC" w:val="clear"/>
-            <w:tcMar>
-              <w:top w:type="dxa" w:w="6"/>
-              <w:left w:type="dxa" w:w="66"/>
-              <w:bottom w:type="dxa" w:w="6"/>
-              <w:right w:type="dxa" w:w="66"/>
-            </w:tcMar>
-          </w:tcPr>
-          <w:p>
-            <w:r>
-              <w:rPr>
-                <w:b/>
-                <w:bCs/>
-                <w:sz w:val="14"/>
-                <w:szCs w:val="14"/>
-              </w:rPr>
-              <w:t xml:space="preserve">21</w:t>
+              <w:t xml:space="preserve">18</w:t>
             </w:r>
           </w:p>
         </w:tc>
@@ -3103,6 +3062,47 @@
                 <w:szCs w:val="14"/>
               </w:rPr>
               <w:t xml:space="preserve">False</w:t>
+            </w:r>
+          </w:p>
+        </w:tc>
+        <w:tc>
+          <w:tcPr>
+            <w:shd w:fill="F5F7FC" w:val="clear"/>
+            <w:tcMar>
+              <w:top w:type="dxa" w:w="6"/>
+              <w:left w:type="dxa" w:w="66"/>
+              <w:bottom w:type="dxa" w:w="6"/>
+              <w:right w:type="dxa" w:w="66"/>
+            </w:tcMar>
+          </w:tcPr>
+          <w:p>
+            <w:r>
+              <w:rPr>
+                <w:b/>
+                <w:bCs/>
+                <w:sz w:val="14"/>
+                <w:szCs w:val="14"/>
+              </w:rPr>
+              <w:t xml:space="preserve">31</w:t>
+            </w:r>
+          </w:p>
+        </w:tc>
+        <w:tc>
+          <w:tcPr>
+            <w:tcMar>
+              <w:top w:type="dxa" w:w="6"/>
+              <w:left w:type="dxa" w:w="66"/>
+              <w:bottom w:type="dxa" w:w="6"/>
+              <w:right w:type="dxa" w:w="66"/>
+            </w:tcMar>
+          </w:tcPr>
+          <w:p>
+            <w:r>
+              <w:rPr>
+                <w:sz w:val="14"/>
+                <w:szCs w:val="14"/>
+              </w:rPr>
+              <w:t xml:space="preserve">secured borrowing</w:t>
             </w:r>
           </w:p>
         </w:tc>
@@ -3167,67 +3167,67 @@
                 <w:sz w:val="14"/>
                 <w:szCs w:val="14"/>
               </w:rPr>
-              <w:t xml:space="preserve">14</w:t>
-            </w:r>
-          </w:p>
-        </w:tc>
-        <w:tc>
-          <w:tcPr>
-            <w:tcMar>
-              <w:top w:type="dxa" w:w="6"/>
-              <w:left w:type="dxa" w:w="66"/>
-              <w:bottom w:type="dxa" w:w="6"/>
-              <w:right w:type="dxa" w:w="66"/>
-            </w:tcMar>
-          </w:tcPr>
-          <w:p>
-            <w:r>
-              <w:rPr>
-                <w:sz w:val="14"/>
-                <w:szCs w:val="14"/>
-              </w:rPr>
-              <w:t xml:space="preserve">(A)</w:t>
-            </w:r>
-          </w:p>
-        </w:tc>
-        <w:tc>
-          <w:tcPr>
-            <w:shd w:fill="F5F7FC" w:val="clear"/>
-            <w:tcMar>
-              <w:top w:type="dxa" w:w="6"/>
-              <w:left w:type="dxa" w:w="66"/>
-              <w:bottom w:type="dxa" w:w="6"/>
-              <w:right w:type="dxa" w:w="66"/>
-            </w:tcMar>
-          </w:tcPr>
-          <w:p>
-            <w:r>
-              <w:rPr>
-                <w:b/>
-                <w:bCs/>
-                <w:sz w:val="14"/>
-                <w:szCs w:val="14"/>
-              </w:rPr>
-              <w:t xml:space="preserve">22</w:t>
-            </w:r>
-          </w:p>
-        </w:tc>
-        <w:tc>
-          <w:tcPr>
-            <w:tcMar>
-              <w:top w:type="dxa" w:w="6"/>
-              <w:left w:type="dxa" w:w="66"/>
-              <w:bottom w:type="dxa" w:w="6"/>
-              <w:right w:type="dxa" w:w="66"/>
-            </w:tcMar>
-          </w:tcPr>
-          <w:p>
-            <w:r>
-              <w:rPr>
-                <w:sz w:val="14"/>
-                <w:szCs w:val="14"/>
-              </w:rPr>
-              <w:t xml:space="preserve">False</w:t>
+              <w:t xml:space="preserve">19</w:t>
+            </w:r>
+          </w:p>
+        </w:tc>
+        <w:tc>
+          <w:tcPr>
+            <w:tcMar>
+              <w:top w:type="dxa" w:w="6"/>
+              <w:left w:type="dxa" w:w="66"/>
+              <w:bottom w:type="dxa" w:w="6"/>
+              <w:right w:type="dxa" w:w="66"/>
+            </w:tcMar>
+          </w:tcPr>
+          <w:p>
+            <w:r>
+              <w:rPr>
+                <w:sz w:val="14"/>
+                <w:szCs w:val="14"/>
+              </w:rPr>
+              <w:t xml:space="preserve">True</w:t>
+            </w:r>
+          </w:p>
+        </w:tc>
+        <w:tc>
+          <w:tcPr>
+            <w:shd w:fill="F5F7FC" w:val="clear"/>
+            <w:tcMar>
+              <w:top w:type="dxa" w:w="6"/>
+              <w:left w:type="dxa" w:w="66"/>
+              <w:bottom w:type="dxa" w:w="6"/>
+              <w:right w:type="dxa" w:w="66"/>
+            </w:tcMar>
+          </w:tcPr>
+          <w:p>
+            <w:r>
+              <w:rPr>
+                <w:b/>
+                <w:bCs/>
+                <w:sz w:val="14"/>
+                <w:szCs w:val="14"/>
+              </w:rPr>
+              <w:t xml:space="preserve">32</w:t>
+            </w:r>
+          </w:p>
+        </w:tc>
+        <w:tc>
+          <w:tcPr>
+            <w:tcMar>
+              <w:top w:type="dxa" w:w="6"/>
+              <w:left w:type="dxa" w:w="66"/>
+              <w:bottom w:type="dxa" w:w="6"/>
+              <w:right w:type="dxa" w:w="66"/>
+            </w:tcMar>
+          </w:tcPr>
+          <w:p>
+            <w:r>
+              <w:rPr>
+                <w:sz w:val="14"/>
+                <w:szCs w:val="14"/>
+              </w:rPr>
+              <w:t xml:space="preserve">recourse</w:t>
             </w:r>
           </w:p>
         </w:tc>
@@ -3292,67 +3292,67 @@
                 <w:sz w:val="14"/>
                 <w:szCs w:val="14"/>
               </w:rPr>
-              <w:t xml:space="preserve">15</w:t>
-            </w:r>
-          </w:p>
-        </w:tc>
-        <w:tc>
-          <w:tcPr>
-            <w:tcMar>
-              <w:top w:type="dxa" w:w="6"/>
-              <w:left w:type="dxa" w:w="66"/>
-              <w:bottom w:type="dxa" w:w="6"/>
-              <w:right w:type="dxa" w:w="66"/>
-            </w:tcMar>
-          </w:tcPr>
-          <w:p>
-            <w:r>
-              <w:rPr>
-                <w:sz w:val="14"/>
-                <w:szCs w:val="14"/>
-              </w:rPr>
-              <w:t xml:space="preserve">(D)</w:t>
-            </w:r>
-          </w:p>
-        </w:tc>
-        <w:tc>
-          <w:tcPr>
-            <w:shd w:fill="F5F7FC" w:val="clear"/>
-            <w:tcMar>
-              <w:top w:type="dxa" w:w="6"/>
-              <w:left w:type="dxa" w:w="66"/>
-              <w:bottom w:type="dxa" w:w="6"/>
-              <w:right w:type="dxa" w:w="66"/>
-            </w:tcMar>
-          </w:tcPr>
-          <w:p>
-            <w:r>
-              <w:rPr>
-                <w:b/>
-                <w:bCs/>
-                <w:sz w:val="14"/>
-                <w:szCs w:val="14"/>
-              </w:rPr>
-              <w:t xml:space="preserve"/>
-            </w:r>
-          </w:p>
-        </w:tc>
-        <w:tc>
-          <w:tcPr>
-            <w:tcMar>
-              <w:top w:type="dxa" w:w="6"/>
-              <w:left w:type="dxa" w:w="66"/>
-              <w:bottom w:type="dxa" w:w="6"/>
-              <w:right w:type="dxa" w:w="66"/>
-            </w:tcMar>
-          </w:tcPr>
-          <w:p>
-            <w:r>
-              <w:rPr>
-                <w:sz w:val="14"/>
-                <w:szCs w:val="14"/>
-              </w:rPr>
-              <w:t xml:space="preserve"/>
+              <w:t xml:space="preserve">20</w:t>
+            </w:r>
+          </w:p>
+        </w:tc>
+        <w:tc>
+          <w:tcPr>
+            <w:tcMar>
+              <w:top w:type="dxa" w:w="6"/>
+              <w:left w:type="dxa" w:w="66"/>
+              <w:bottom w:type="dxa" w:w="6"/>
+              <w:right w:type="dxa" w:w="66"/>
+            </w:tcMar>
+          </w:tcPr>
+          <w:p>
+            <w:r>
+              <w:rPr>
+                <w:sz w:val="14"/>
+                <w:szCs w:val="14"/>
+              </w:rPr>
+              <w:t xml:space="preserve">True</w:t>
+            </w:r>
+          </w:p>
+        </w:tc>
+        <w:tc>
+          <w:tcPr>
+            <w:shd w:fill="F5F7FC" w:val="clear"/>
+            <w:tcMar>
+              <w:top w:type="dxa" w:w="6"/>
+              <w:left w:type="dxa" w:w="66"/>
+              <w:bottom w:type="dxa" w:w="6"/>
+              <w:right w:type="dxa" w:w="66"/>
+            </w:tcMar>
+          </w:tcPr>
+          <w:p>
+            <w:r>
+              <w:rPr>
+                <w:b/>
+                <w:bCs/>
+                <w:sz w:val="14"/>
+                <w:szCs w:val="14"/>
+              </w:rPr>
+              <w:t xml:space="preserve">33</w:t>
+            </w:r>
+          </w:p>
+        </w:tc>
+        <w:tc>
+          <w:tcPr>
+            <w:tcMar>
+              <w:top w:type="dxa" w:w="6"/>
+              <w:left w:type="dxa" w:w="66"/>
+              <w:bottom w:type="dxa" w:w="6"/>
+              <w:right w:type="dxa" w:w="66"/>
+            </w:tcMar>
+          </w:tcPr>
+          <w:p>
+            <w:r>
+              <w:rPr>
+                <w:sz w:val="14"/>
+                <w:szCs w:val="14"/>
+              </w:rPr>
+              <w:t xml:space="preserve">recourse liability</w:t>
             </w:r>
           </w:p>
         </w:tc>
@@ -3417,7 +3417,7 @@
                 <w:sz w:val="14"/>
                 <w:szCs w:val="14"/>
               </w:rPr>
-              <w:t xml:space="preserve">16</w:t>
+              <w:t xml:space="preserve">21</w:t>
             </w:r>
           </w:p>
         </w:tc>
@@ -3437,6 +3437,631 @@
                 <w:szCs w:val="14"/>
               </w:rPr>
               <w:t xml:space="preserve">False</w:t>
+            </w:r>
+          </w:p>
+        </w:tc>
+        <w:tc>
+          <w:tcPr>
+            <w:shd w:fill="F5F7FC" w:val="clear"/>
+            <w:tcMar>
+              <w:top w:type="dxa" w:w="6"/>
+              <w:left w:type="dxa" w:w="66"/>
+              <w:bottom w:type="dxa" w:w="6"/>
+              <w:right w:type="dxa" w:w="66"/>
+            </w:tcMar>
+          </w:tcPr>
+          <w:p>
+            <w:r>
+              <w:rPr>
+                <w:b/>
+                <w:bCs/>
+                <w:sz w:val="14"/>
+                <w:szCs w:val="14"/>
+              </w:rPr>
+              <w:t xml:space="preserve">34</w:t>
+            </w:r>
+          </w:p>
+        </w:tc>
+        <w:tc>
+          <w:tcPr>
+            <w:tcMar>
+              <w:top w:type="dxa" w:w="6"/>
+              <w:left w:type="dxa" w:w="66"/>
+              <w:bottom w:type="dxa" w:w="6"/>
+              <w:right w:type="dxa" w:w="66"/>
+            </w:tcMar>
+          </w:tcPr>
+          <w:p>
+            <w:r>
+              <w:rPr>
+                <w:sz w:val="14"/>
+                <w:szCs w:val="14"/>
+              </w:rPr>
+              <w:t xml:space="preserve">factoring</w:t>
+            </w:r>
+          </w:p>
+        </w:tc>
+      </w:tr>
+      <w:tr>
+        <w:tc>
+          <w:tcPr>
+            <w:shd w:fill="F5F7FC" w:val="clear"/>
+            <w:tcMar>
+              <w:top w:type="dxa" w:w="6"/>
+              <w:left w:type="dxa" w:w="66"/>
+              <w:bottom w:type="dxa" w:w="6"/>
+              <w:right w:type="dxa" w:w="66"/>
+            </w:tcMar>
+          </w:tcPr>
+          <w:p>
+            <w:r>
+              <w:rPr>
+                <w:b/>
+                <w:bCs/>
+                <w:sz w:val="14"/>
+                <w:szCs w:val="14"/>
+              </w:rPr>
+              <w:t xml:space="preserve">9</w:t>
+            </w:r>
+          </w:p>
+        </w:tc>
+        <w:tc>
+          <w:tcPr>
+            <w:tcMar>
+              <w:top w:type="dxa" w:w="6"/>
+              <w:left w:type="dxa" w:w="66"/>
+              <w:bottom w:type="dxa" w:w="6"/>
+              <w:right w:type="dxa" w:w="66"/>
+            </w:tcMar>
+          </w:tcPr>
+          <w:p>
+            <w:r>
+              <w:rPr>
+                <w:sz w:val="14"/>
+                <w:szCs w:val="14"/>
+              </w:rPr>
+              <w:t xml:space="preserve">300,000</w:t>
+            </w:r>
+          </w:p>
+        </w:tc>
+        <w:tc>
+          <w:tcPr>
+            <w:shd w:fill="F5F7FC" w:val="clear"/>
+            <w:tcMar>
+              <w:top w:type="dxa" w:w="6"/>
+              <w:left w:type="dxa" w:w="66"/>
+              <w:bottom w:type="dxa" w:w="6"/>
+              <w:right w:type="dxa" w:w="66"/>
+            </w:tcMar>
+          </w:tcPr>
+          <w:p>
+            <w:r>
+              <w:rPr>
+                <w:b/>
+                <w:bCs/>
+                <w:sz w:val="14"/>
+                <w:szCs w:val="14"/>
+              </w:rPr>
+              <w:t xml:space="preserve">22</w:t>
+            </w:r>
+          </w:p>
+        </w:tc>
+        <w:tc>
+          <w:tcPr>
+            <w:tcMar>
+              <w:top w:type="dxa" w:w="6"/>
+              <w:left w:type="dxa" w:w="66"/>
+              <w:bottom w:type="dxa" w:w="6"/>
+              <w:right w:type="dxa" w:w="66"/>
+            </w:tcMar>
+          </w:tcPr>
+          <w:p>
+            <w:r>
+              <w:rPr>
+                <w:sz w:val="14"/>
+                <w:szCs w:val="14"/>
+              </w:rPr>
+              <w:t xml:space="preserve">False</w:t>
+            </w:r>
+          </w:p>
+        </w:tc>
+        <w:tc>
+          <w:tcPr>
+            <w:shd w:fill="F5F7FC" w:val="clear"/>
+            <w:tcMar>
+              <w:top w:type="dxa" w:w="6"/>
+              <w:left w:type="dxa" w:w="66"/>
+              <w:bottom w:type="dxa" w:w="6"/>
+              <w:right w:type="dxa" w:w="66"/>
+            </w:tcMar>
+          </w:tcPr>
+          <w:p>
+            <w:r>
+              <w:rPr>
+                <w:b/>
+                <w:bCs/>
+                <w:sz w:val="14"/>
+                <w:szCs w:val="14"/>
+              </w:rPr>
+              <w:t xml:space="preserve">35</w:t>
+            </w:r>
+          </w:p>
+        </w:tc>
+        <w:tc>
+          <w:tcPr>
+            <w:tcMar>
+              <w:top w:type="dxa" w:w="6"/>
+              <w:left w:type="dxa" w:w="66"/>
+              <w:bottom w:type="dxa" w:w="6"/>
+              <w:right w:type="dxa" w:w="66"/>
+            </w:tcMar>
+          </w:tcPr>
+          <w:p>
+            <w:r>
+              <w:rPr>
+                <w:sz w:val="14"/>
+                <w:szCs w:val="14"/>
+              </w:rPr>
+              <w:t xml:space="preserve">35,000</w:t>
+            </w:r>
+          </w:p>
+        </w:tc>
+      </w:tr>
+      <w:tr>
+        <w:tc>
+          <w:tcPr>
+            <w:shd w:fill="F5F7FC" w:val="clear"/>
+            <w:tcMar>
+              <w:top w:type="dxa" w:w="6"/>
+              <w:left w:type="dxa" w:w="66"/>
+              <w:bottom w:type="dxa" w:w="6"/>
+              <w:right w:type="dxa" w:w="66"/>
+            </w:tcMar>
+          </w:tcPr>
+          <w:p>
+            <w:r>
+              <w:rPr>
+                <w:b/>
+                <w:bCs/>
+                <w:sz w:val="14"/>
+                <w:szCs w:val="14"/>
+              </w:rPr>
+              <w:t xml:space="preserve">10</w:t>
+            </w:r>
+          </w:p>
+        </w:tc>
+        <w:tc>
+          <w:tcPr>
+            <w:tcMar>
+              <w:top w:type="dxa" w:w="6"/>
+              <w:left w:type="dxa" w:w="66"/>
+              <w:bottom w:type="dxa" w:w="6"/>
+              <w:right w:type="dxa" w:w="66"/>
+            </w:tcMar>
+          </w:tcPr>
+          <w:p>
+            <w:r>
+              <w:rPr>
+                <w:sz w:val="14"/>
+                <w:szCs w:val="14"/>
+              </w:rPr>
+              <w:t xml:space="preserve">(C)</w:t>
+            </w:r>
+          </w:p>
+        </w:tc>
+        <w:tc>
+          <w:tcPr>
+            <w:shd w:fill="F5F7FC" w:val="clear"/>
+            <w:tcMar>
+              <w:top w:type="dxa" w:w="6"/>
+              <w:left w:type="dxa" w:w="66"/>
+              <w:bottom w:type="dxa" w:w="6"/>
+              <w:right w:type="dxa" w:w="66"/>
+            </w:tcMar>
+          </w:tcPr>
+          <w:p>
+            <w:r>
+              <w:rPr>
+                <w:b/>
+                <w:bCs/>
+                <w:sz w:val="14"/>
+                <w:szCs w:val="14"/>
+              </w:rPr>
+              <w:t xml:space="preserve">23</w:t>
+            </w:r>
+          </w:p>
+        </w:tc>
+        <w:tc>
+          <w:tcPr>
+            <w:tcMar>
+              <w:top w:type="dxa" w:w="6"/>
+              <w:left w:type="dxa" w:w="66"/>
+              <w:bottom w:type="dxa" w:w="6"/>
+              <w:right w:type="dxa" w:w="66"/>
+            </w:tcMar>
+          </w:tcPr>
+          <w:p>
+            <w:r>
+              <w:rPr>
+                <w:sz w:val="14"/>
+                <w:szCs w:val="14"/>
+              </w:rPr>
+              <w:t xml:space="preserve">B</w:t>
+            </w:r>
+          </w:p>
+        </w:tc>
+        <w:tc>
+          <w:tcPr>
+            <w:shd w:fill="F5F7FC" w:val="clear"/>
+            <w:tcMar>
+              <w:top w:type="dxa" w:w="6"/>
+              <w:left w:type="dxa" w:w="66"/>
+              <w:bottom w:type="dxa" w:w="6"/>
+              <w:right w:type="dxa" w:w="66"/>
+            </w:tcMar>
+          </w:tcPr>
+          <w:p>
+            <w:r>
+              <w:rPr>
+                <w:b/>
+                <w:bCs/>
+                <w:sz w:val="14"/>
+                <w:szCs w:val="14"/>
+              </w:rPr>
+              <w:t xml:space="preserve">36</w:t>
+            </w:r>
+          </w:p>
+        </w:tc>
+        <w:tc>
+          <w:tcPr>
+            <w:tcMar>
+              <w:top w:type="dxa" w:w="6"/>
+              <w:left w:type="dxa" w:w="66"/>
+              <w:bottom w:type="dxa" w:w="6"/>
+              <w:right w:type="dxa" w:w="66"/>
+            </w:tcMar>
+          </w:tcPr>
+          <w:p>
+            <w:r>
+              <w:rPr>
+                <w:sz w:val="14"/>
+                <w:szCs w:val="14"/>
+              </w:rPr>
+              <w:t xml:space="preserve">350,000</w:t>
+            </w:r>
+          </w:p>
+        </w:tc>
+      </w:tr>
+      <w:tr>
+        <w:tc>
+          <w:tcPr>
+            <w:shd w:fill="F5F7FC" w:val="clear"/>
+            <w:tcMar>
+              <w:top w:type="dxa" w:w="6"/>
+              <w:left w:type="dxa" w:w="66"/>
+              <w:bottom w:type="dxa" w:w="6"/>
+              <w:right w:type="dxa" w:w="66"/>
+            </w:tcMar>
+          </w:tcPr>
+          <w:p>
+            <w:r>
+              <w:rPr>
+                <w:b/>
+                <w:bCs/>
+                <w:sz w:val="14"/>
+                <w:szCs w:val="14"/>
+              </w:rPr>
+              <w:t xml:space="preserve">11</w:t>
+            </w:r>
+          </w:p>
+        </w:tc>
+        <w:tc>
+          <w:tcPr>
+            <w:tcMar>
+              <w:top w:type="dxa" w:w="6"/>
+              <w:left w:type="dxa" w:w="66"/>
+              <w:bottom w:type="dxa" w:w="6"/>
+              <w:right w:type="dxa" w:w="66"/>
+            </w:tcMar>
+          </w:tcPr>
+          <w:p>
+            <w:r>
+              <w:rPr>
+                <w:sz w:val="14"/>
+                <w:szCs w:val="14"/>
+              </w:rPr>
+              <w:t xml:space="preserve">(A)</w:t>
+            </w:r>
+          </w:p>
+        </w:tc>
+        <w:tc>
+          <w:tcPr>
+            <w:shd w:fill="F5F7FC" w:val="clear"/>
+            <w:tcMar>
+              <w:top w:type="dxa" w:w="6"/>
+              <w:left w:type="dxa" w:w="66"/>
+              <w:bottom w:type="dxa" w:w="6"/>
+              <w:right w:type="dxa" w:w="66"/>
+            </w:tcMar>
+          </w:tcPr>
+          <w:p>
+            <w:r>
+              <w:rPr>
+                <w:b/>
+                <w:bCs/>
+                <w:sz w:val="14"/>
+                <w:szCs w:val="14"/>
+              </w:rPr>
+              <w:t xml:space="preserve">24</w:t>
+            </w:r>
+          </w:p>
+        </w:tc>
+        <w:tc>
+          <w:tcPr>
+            <w:tcMar>
+              <w:top w:type="dxa" w:w="6"/>
+              <w:left w:type="dxa" w:w="66"/>
+              <w:bottom w:type="dxa" w:w="6"/>
+              <w:right w:type="dxa" w:w="66"/>
+            </w:tcMar>
+          </w:tcPr>
+          <w:p>
+            <w:r>
+              <w:rPr>
+                <w:sz w:val="14"/>
+                <w:szCs w:val="14"/>
+              </w:rPr>
+              <w:t xml:space="preserve">E</w:t>
+            </w:r>
+          </w:p>
+        </w:tc>
+        <w:tc>
+          <w:tcPr>
+            <w:shd w:fill="F5F7FC" w:val="clear"/>
+            <w:tcMar>
+              <w:top w:type="dxa" w:w="6"/>
+              <w:left w:type="dxa" w:w="66"/>
+              <w:bottom w:type="dxa" w:w="6"/>
+              <w:right w:type="dxa" w:w="66"/>
+            </w:tcMar>
+          </w:tcPr>
+          <w:p>
+            <w:r>
+              <w:rPr>
+                <w:b/>
+                <w:bCs/>
+                <w:sz w:val="14"/>
+                <w:szCs w:val="14"/>
+              </w:rPr>
+              <w:t xml:space="preserve">37</w:t>
+            </w:r>
+          </w:p>
+        </w:tc>
+        <w:tc>
+          <w:tcPr>
+            <w:tcMar>
+              <w:top w:type="dxa" w:w="6"/>
+              <w:left w:type="dxa" w:w="66"/>
+              <w:bottom w:type="dxa" w:w="6"/>
+              <w:right w:type="dxa" w:w="66"/>
+            </w:tcMar>
+          </w:tcPr>
+          <w:p>
+            <w:r>
+              <w:rPr>
+                <w:sz w:val="14"/>
+                <w:szCs w:val="14"/>
+              </w:rPr>
+              <w:t xml:space="preserve">7,000</w:t>
+            </w:r>
+          </w:p>
+        </w:tc>
+      </w:tr>
+      <w:tr>
+        <w:tc>
+          <w:tcPr>
+            <w:shd w:fill="F5F7FC" w:val="clear"/>
+            <w:tcMar>
+              <w:top w:type="dxa" w:w="6"/>
+              <w:left w:type="dxa" w:w="66"/>
+              <w:bottom w:type="dxa" w:w="6"/>
+              <w:right w:type="dxa" w:w="66"/>
+            </w:tcMar>
+          </w:tcPr>
+          <w:p>
+            <w:r>
+              <w:rPr>
+                <w:b/>
+                <w:bCs/>
+                <w:sz w:val="14"/>
+                <w:szCs w:val="14"/>
+              </w:rPr>
+              <w:t xml:space="preserve">12</w:t>
+            </w:r>
+          </w:p>
+        </w:tc>
+        <w:tc>
+          <w:tcPr>
+            <w:tcMar>
+              <w:top w:type="dxa" w:w="6"/>
+              <w:left w:type="dxa" w:w="66"/>
+              <w:bottom w:type="dxa" w:w="6"/>
+              <w:right w:type="dxa" w:w="66"/>
+            </w:tcMar>
+          </w:tcPr>
+          <w:p>
+            <w:r>
+              <w:rPr>
+                <w:sz w:val="14"/>
+                <w:szCs w:val="14"/>
+              </w:rPr>
+              <w:t xml:space="preserve">(C)</w:t>
+            </w:r>
+          </w:p>
+        </w:tc>
+        <w:tc>
+          <w:tcPr>
+            <w:shd w:fill="F5F7FC" w:val="clear"/>
+            <w:tcMar>
+              <w:top w:type="dxa" w:w="6"/>
+              <w:left w:type="dxa" w:w="66"/>
+              <w:bottom w:type="dxa" w:w="6"/>
+              <w:right w:type="dxa" w:w="66"/>
+            </w:tcMar>
+          </w:tcPr>
+          <w:p>
+            <w:r>
+              <w:rPr>
+                <w:b/>
+                <w:bCs/>
+                <w:sz w:val="14"/>
+                <w:szCs w:val="14"/>
+              </w:rPr>
+              <w:t xml:space="preserve">25</w:t>
+            </w:r>
+          </w:p>
+        </w:tc>
+        <w:tc>
+          <w:tcPr>
+            <w:tcMar>
+              <w:top w:type="dxa" w:w="6"/>
+              <w:left w:type="dxa" w:w="66"/>
+              <w:bottom w:type="dxa" w:w="6"/>
+              <w:right w:type="dxa" w:w="66"/>
+            </w:tcMar>
+          </w:tcPr>
+          <w:p>
+            <w:r>
+              <w:rPr>
+                <w:sz w:val="14"/>
+                <w:szCs w:val="14"/>
+              </w:rPr>
+              <w:t xml:space="preserve">G</w:t>
+            </w:r>
+          </w:p>
+        </w:tc>
+        <w:tc>
+          <w:tcPr>
+            <w:shd w:fill="F5F7FC" w:val="clear"/>
+            <w:tcMar>
+              <w:top w:type="dxa" w:w="6"/>
+              <w:left w:type="dxa" w:w="66"/>
+              <w:bottom w:type="dxa" w:w="6"/>
+              <w:right w:type="dxa" w:w="66"/>
+            </w:tcMar>
+          </w:tcPr>
+          <w:p>
+            <w:r>
+              <w:rPr>
+                <w:b/>
+                <w:bCs/>
+                <w:sz w:val="14"/>
+                <w:szCs w:val="14"/>
+              </w:rPr>
+              <w:t xml:space="preserve">38</w:t>
+            </w:r>
+          </w:p>
+        </w:tc>
+        <w:tc>
+          <w:tcPr>
+            <w:tcMar>
+              <w:top w:type="dxa" w:w="6"/>
+              <w:left w:type="dxa" w:w="66"/>
+              <w:bottom w:type="dxa" w:w="6"/>
+              <w:right w:type="dxa" w:w="66"/>
+            </w:tcMar>
+          </w:tcPr>
+          <w:p>
+            <w:r>
+              <w:rPr>
+                <w:sz w:val="14"/>
+                <w:szCs w:val="14"/>
+              </w:rPr>
+              <w:t xml:space="preserve">no change</w:t>
+            </w:r>
+          </w:p>
+        </w:tc>
+      </w:tr>
+      <w:tr>
+        <w:tc>
+          <w:tcPr>
+            <w:shd w:fill="F5F7FC" w:val="clear"/>
+            <w:tcMar>
+              <w:top w:type="dxa" w:w="6"/>
+              <w:left w:type="dxa" w:w="66"/>
+              <w:bottom w:type="dxa" w:w="6"/>
+              <w:right w:type="dxa" w:w="66"/>
+            </w:tcMar>
+          </w:tcPr>
+          <w:p>
+            <w:r>
+              <w:rPr>
+                <w:b/>
+                <w:bCs/>
+                <w:sz w:val="14"/>
+                <w:szCs w:val="14"/>
+              </w:rPr>
+              <w:t xml:space="preserve">13</w:t>
+            </w:r>
+          </w:p>
+        </w:tc>
+        <w:tc>
+          <w:tcPr>
+            <w:tcMar>
+              <w:top w:type="dxa" w:w="6"/>
+              <w:left w:type="dxa" w:w="66"/>
+              <w:bottom w:type="dxa" w:w="6"/>
+              <w:right w:type="dxa" w:w="66"/>
+            </w:tcMar>
+          </w:tcPr>
+          <w:p>
+            <w:r>
+              <w:rPr>
+                <w:sz w:val="14"/>
+                <w:szCs w:val="14"/>
+              </w:rPr>
+              <w:t xml:space="preserve">(D)</w:t>
+            </w:r>
+          </w:p>
+        </w:tc>
+        <w:tc>
+          <w:tcPr>
+            <w:shd w:fill="F5F7FC" w:val="clear"/>
+            <w:tcMar>
+              <w:top w:type="dxa" w:w="6"/>
+              <w:left w:type="dxa" w:w="66"/>
+              <w:bottom w:type="dxa" w:w="6"/>
+              <w:right w:type="dxa" w:w="66"/>
+            </w:tcMar>
+          </w:tcPr>
+          <w:p>
+            <w:r>
+              <w:rPr>
+                <w:b/>
+                <w:bCs/>
+                <w:sz w:val="14"/>
+                <w:szCs w:val="14"/>
+              </w:rPr>
+              <w:t xml:space="preserve">26</w:t>
+            </w:r>
+          </w:p>
+        </w:tc>
+        <w:tc>
+          <w:tcPr>
+            <w:tcMar>
+              <w:top w:type="dxa" w:w="6"/>
+              <w:left w:type="dxa" w:w="66"/>
+              <w:bottom w:type="dxa" w:w="6"/>
+              <w:right w:type="dxa" w:w="66"/>
+            </w:tcMar>
+          </w:tcPr>
+          <w:p>
+            <w:r>
+              <w:rPr>
+                <w:sz w:val="14"/>
+                <w:szCs w:val="14"/>
+              </w:rPr>
+              <w:t xml:space="preserve">H</w:t>
             </w:r>
           </w:p>
         </w:tc>
@@ -3861,7 +4486,7 @@
           <w:sz w:val="20"/>
           <w:szCs w:val="20"/>
         </w:rPr>
-        <w:t xml:space="preserve">Section 6.3 · part 3 · Receivables: Credit Losses and Transfers · 24 items · keep this sheet separate from the handout</w:t>
+        <w:t xml:space="preserve">Receivables: exam practice · Receivables: Credit Losses and Transfers · 42 items · keep this sheet separate from the handout</w:t>
       </w:r>
     </w:p>
     <w:tbl>
@@ -4062,89 +4687,89 @@
                 <w:sz w:val="14"/>
                 <w:szCs w:val="14"/>
               </w:rPr>
+              <w:t xml:space="preserve">(C)</w:t>
+            </w:r>
+          </w:p>
+        </w:tc>
+        <w:tc>
+          <w:tcPr>
+            <w:shd w:fill="F5F7FC" w:val="clear"/>
+            <w:tcMar>
+              <w:top w:type="dxa" w:w="6"/>
+              <w:left w:type="dxa" w:w="66"/>
+              <w:bottom w:type="dxa" w:w="6"/>
+              <w:right w:type="dxa" w:w="66"/>
+            </w:tcMar>
+          </w:tcPr>
+          <w:p>
+            <w:r>
+              <w:rPr>
+                <w:b/>
+                <w:bCs/>
+                <w:sz w:val="14"/>
+                <w:szCs w:val="14"/>
+              </w:rPr>
+              <w:t xml:space="preserve">15</w:t>
+            </w:r>
+          </w:p>
+        </w:tc>
+        <w:tc>
+          <w:tcPr>
+            <w:tcMar>
+              <w:top w:type="dxa" w:w="6"/>
+              <w:left w:type="dxa" w:w="66"/>
+              <w:bottom w:type="dxa" w:w="6"/>
+              <w:right w:type="dxa" w:w="66"/>
+            </w:tcMar>
+          </w:tcPr>
+          <w:p>
+            <w:r>
+              <w:rPr>
+                <w:sz w:val="14"/>
+                <w:szCs w:val="14"/>
+              </w:rPr>
+              <w:t xml:space="preserve">True</w:t>
+            </w:r>
+          </w:p>
+        </w:tc>
+        <w:tc>
+          <w:tcPr>
+            <w:shd w:fill="F5F7FC" w:val="clear"/>
+            <w:tcMar>
+              <w:top w:type="dxa" w:w="6"/>
+              <w:left w:type="dxa" w:w="66"/>
+              <w:bottom w:type="dxa" w:w="6"/>
+              <w:right w:type="dxa" w:w="66"/>
+            </w:tcMar>
+          </w:tcPr>
+          <w:p>
+            <w:r>
+              <w:rPr>
+                <w:b/>
+                <w:bCs/>
+                <w:sz w:val="14"/>
+                <w:szCs w:val="14"/>
+              </w:rPr>
+              <w:t xml:space="preserve">29</w:t>
+            </w:r>
+          </w:p>
+        </w:tc>
+        <w:tc>
+          <w:tcPr>
+            <w:tcMar>
+              <w:top w:type="dxa" w:w="6"/>
+              <w:left w:type="dxa" w:w="66"/>
+              <w:bottom w:type="dxa" w:w="6"/>
+              <w:right w:type="dxa" w:w="66"/>
+            </w:tcMar>
+          </w:tcPr>
+          <w:p>
+            <w:r>
+              <w:rPr>
+                <w:sz w:val="14"/>
+                <w:szCs w:val="14"/>
+              </w:rPr>
               <w:t xml:space="preserve">B</w:t>
-            </w:r>
-          </w:p>
-        </w:tc>
-        <w:tc>
-          <w:tcPr>
-            <w:shd w:fill="F5F7FC" w:val="clear"/>
-            <w:tcMar>
-              <w:top w:type="dxa" w:w="6"/>
-              <w:left w:type="dxa" w:w="66"/>
-              <w:bottom w:type="dxa" w:w="6"/>
-              <w:right w:type="dxa" w:w="66"/>
-            </w:tcMar>
-          </w:tcPr>
-          <w:p>
-            <w:r>
-              <w:rPr>
-                <w:b/>
-                <w:bCs/>
-                <w:sz w:val="14"/>
-                <w:szCs w:val="14"/>
-              </w:rPr>
-              <w:t xml:space="preserve">9</w:t>
-            </w:r>
-          </w:p>
-        </w:tc>
-        <w:tc>
-          <w:tcPr>
-            <w:tcMar>
-              <w:top w:type="dxa" w:w="6"/>
-              <w:left w:type="dxa" w:w="66"/>
-              <w:bottom w:type="dxa" w:w="6"/>
-              <w:right w:type="dxa" w:w="66"/>
-            </w:tcMar>
-          </w:tcPr>
-          <w:p>
-            <w:r>
-              <w:rPr>
-                <w:sz w:val="14"/>
-                <w:szCs w:val="14"/>
-              </w:rPr>
-              <w:t xml:space="preserve">secured borrowing</w:t>
-            </w:r>
-          </w:p>
-        </w:tc>
-        <w:tc>
-          <w:tcPr>
-            <w:shd w:fill="F5F7FC" w:val="clear"/>
-            <w:tcMar>
-              <w:top w:type="dxa" w:w="6"/>
-              <w:left w:type="dxa" w:w="66"/>
-              <w:bottom w:type="dxa" w:w="6"/>
-              <w:right w:type="dxa" w:w="66"/>
-            </w:tcMar>
-          </w:tcPr>
-          <w:p>
-            <w:r>
-              <w:rPr>
-                <w:b/>
-                <w:bCs/>
-                <w:sz w:val="14"/>
-                <w:szCs w:val="14"/>
-              </w:rPr>
-              <w:t xml:space="preserve">17</w:t>
-            </w:r>
-          </w:p>
-        </w:tc>
-        <w:tc>
-          <w:tcPr>
-            <w:tcMar>
-              <w:top w:type="dxa" w:w="6"/>
-              <w:left w:type="dxa" w:w="66"/>
-              <w:bottom w:type="dxa" w:w="6"/>
-              <w:right w:type="dxa" w:w="66"/>
-            </w:tcMar>
-          </w:tcPr>
-          <w:p>
-            <w:r>
-              <w:rPr>
-                <w:sz w:val="14"/>
-                <w:szCs w:val="14"/>
-              </w:rPr>
-              <w:t xml:space="preserve">(C)</w:t>
             </w:r>
           </w:p>
         </w:tc>
@@ -4187,89 +4812,89 @@
                 <w:sz w:val="14"/>
                 <w:szCs w:val="14"/>
               </w:rPr>
-              <w:t xml:space="preserve">E</w:t>
-            </w:r>
-          </w:p>
-        </w:tc>
-        <w:tc>
-          <w:tcPr>
-            <w:shd w:fill="F5F7FC" w:val="clear"/>
-            <w:tcMar>
-              <w:top w:type="dxa" w:w="6"/>
-              <w:left w:type="dxa" w:w="66"/>
-              <w:bottom w:type="dxa" w:w="6"/>
-              <w:right w:type="dxa" w:w="66"/>
-            </w:tcMar>
-          </w:tcPr>
-          <w:p>
-            <w:r>
-              <w:rPr>
-                <w:b/>
-                <w:bCs/>
-                <w:sz w:val="14"/>
-                <w:szCs w:val="14"/>
-              </w:rPr>
-              <w:t xml:space="preserve">10</w:t>
-            </w:r>
-          </w:p>
-        </w:tc>
-        <w:tc>
-          <w:tcPr>
-            <w:tcMar>
-              <w:top w:type="dxa" w:w="6"/>
-              <w:left w:type="dxa" w:w="66"/>
-              <w:bottom w:type="dxa" w:w="6"/>
-              <w:right w:type="dxa" w:w="66"/>
-            </w:tcMar>
-          </w:tcPr>
-          <w:p>
-            <w:r>
-              <w:rPr>
-                <w:sz w:val="14"/>
-                <w:szCs w:val="14"/>
-              </w:rPr>
-              <w:t xml:space="preserve">recourse</w:t>
-            </w:r>
-          </w:p>
-        </w:tc>
-        <w:tc>
-          <w:tcPr>
-            <w:shd w:fill="F5F7FC" w:val="clear"/>
-            <w:tcMar>
-              <w:top w:type="dxa" w:w="6"/>
-              <w:left w:type="dxa" w:w="66"/>
-              <w:bottom w:type="dxa" w:w="6"/>
-              <w:right w:type="dxa" w:w="66"/>
-            </w:tcMar>
-          </w:tcPr>
-          <w:p>
-            <w:r>
-              <w:rPr>
-                <w:b/>
-                <w:bCs/>
-                <w:sz w:val="14"/>
-                <w:szCs w:val="14"/>
-              </w:rPr>
-              <w:t xml:space="preserve">18</w:t>
-            </w:r>
-          </w:p>
-        </w:tc>
-        <w:tc>
-          <w:tcPr>
-            <w:tcMar>
-              <w:top w:type="dxa" w:w="6"/>
-              <w:left w:type="dxa" w:w="66"/>
-              <w:bottom w:type="dxa" w:w="6"/>
-              <w:right w:type="dxa" w:w="66"/>
-            </w:tcMar>
-          </w:tcPr>
-          <w:p>
-            <w:r>
-              <w:rPr>
-                <w:sz w:val="14"/>
-                <w:szCs w:val="14"/>
-              </w:rPr>
               <w:t xml:space="preserve">(C)</w:t>
+            </w:r>
+          </w:p>
+        </w:tc>
+        <w:tc>
+          <w:tcPr>
+            <w:shd w:fill="F5F7FC" w:val="clear"/>
+            <w:tcMar>
+              <w:top w:type="dxa" w:w="6"/>
+              <w:left w:type="dxa" w:w="66"/>
+              <w:bottom w:type="dxa" w:w="6"/>
+              <w:right w:type="dxa" w:w="66"/>
+            </w:tcMar>
+          </w:tcPr>
+          <w:p>
+            <w:r>
+              <w:rPr>
+                <w:b/>
+                <w:bCs/>
+                <w:sz w:val="14"/>
+                <w:szCs w:val="14"/>
+              </w:rPr>
+              <w:t xml:space="preserve">16</w:t>
+            </w:r>
+          </w:p>
+        </w:tc>
+        <w:tc>
+          <w:tcPr>
+            <w:tcMar>
+              <w:top w:type="dxa" w:w="6"/>
+              <w:left w:type="dxa" w:w="66"/>
+              <w:bottom w:type="dxa" w:w="6"/>
+              <w:right w:type="dxa" w:w="66"/>
+            </w:tcMar>
+          </w:tcPr>
+          <w:p>
+            <w:r>
+              <w:rPr>
+                <w:sz w:val="14"/>
+                <w:szCs w:val="14"/>
+              </w:rPr>
+              <w:t xml:space="preserve">B</w:t>
+            </w:r>
+          </w:p>
+        </w:tc>
+        <w:tc>
+          <w:tcPr>
+            <w:shd w:fill="F5F7FC" w:val="clear"/>
+            <w:tcMar>
+              <w:top w:type="dxa" w:w="6"/>
+              <w:left w:type="dxa" w:w="66"/>
+              <w:bottom w:type="dxa" w:w="6"/>
+              <w:right w:type="dxa" w:w="66"/>
+            </w:tcMar>
+          </w:tcPr>
+          <w:p>
+            <w:r>
+              <w:rPr>
+                <w:b/>
+                <w:bCs/>
+                <w:sz w:val="14"/>
+                <w:szCs w:val="14"/>
+              </w:rPr>
+              <w:t xml:space="preserve">30</w:t>
+            </w:r>
+          </w:p>
+        </w:tc>
+        <w:tc>
+          <w:tcPr>
+            <w:tcMar>
+              <w:top w:type="dxa" w:w="6"/>
+              <w:left w:type="dxa" w:w="66"/>
+              <w:bottom w:type="dxa" w:w="6"/>
+              <w:right w:type="dxa" w:w="66"/>
+            </w:tcMar>
+          </w:tcPr>
+          <w:p>
+            <w:r>
+              <w:rPr>
+                <w:sz w:val="14"/>
+                <w:szCs w:val="14"/>
+              </w:rPr>
+              <w:t xml:space="preserve">B</w:t>
             </w:r>
           </w:p>
         </w:tc>
@@ -4312,89 +4937,89 @@
                 <w:sz w:val="14"/>
                 <w:szCs w:val="14"/>
               </w:rPr>
-              <w:t xml:space="preserve">G</w:t>
-            </w:r>
-          </w:p>
-        </w:tc>
-        <w:tc>
-          <w:tcPr>
-            <w:shd w:fill="F5F7FC" w:val="clear"/>
-            <w:tcMar>
-              <w:top w:type="dxa" w:w="6"/>
-              <w:left w:type="dxa" w:w="66"/>
-              <w:bottom w:type="dxa" w:w="6"/>
-              <w:right w:type="dxa" w:w="66"/>
-            </w:tcMar>
-          </w:tcPr>
-          <w:p>
-            <w:r>
-              <w:rPr>
-                <w:b/>
-                <w:bCs/>
-                <w:sz w:val="14"/>
-                <w:szCs w:val="14"/>
-              </w:rPr>
-              <w:t xml:space="preserve">11</w:t>
-            </w:r>
-          </w:p>
-        </w:tc>
-        <w:tc>
-          <w:tcPr>
-            <w:tcMar>
-              <w:top w:type="dxa" w:w="6"/>
-              <w:left w:type="dxa" w:w="66"/>
-              <w:bottom w:type="dxa" w:w="6"/>
-              <w:right w:type="dxa" w:w="66"/>
-            </w:tcMar>
-          </w:tcPr>
-          <w:p>
-            <w:r>
-              <w:rPr>
-                <w:sz w:val="14"/>
-                <w:szCs w:val="14"/>
-              </w:rPr>
-              <w:t xml:space="preserve">recourse liability</w:t>
-            </w:r>
-          </w:p>
-        </w:tc>
-        <w:tc>
-          <w:tcPr>
-            <w:shd w:fill="F5F7FC" w:val="clear"/>
-            <w:tcMar>
-              <w:top w:type="dxa" w:w="6"/>
-              <w:left w:type="dxa" w:w="66"/>
-              <w:bottom w:type="dxa" w:w="6"/>
-              <w:right w:type="dxa" w:w="66"/>
-            </w:tcMar>
-          </w:tcPr>
-          <w:p>
-            <w:r>
-              <w:rPr>
-                <w:b/>
-                <w:bCs/>
-                <w:sz w:val="14"/>
-                <w:szCs w:val="14"/>
-              </w:rPr>
-              <w:t xml:space="preserve">19</w:t>
-            </w:r>
-          </w:p>
-        </w:tc>
-        <w:tc>
-          <w:tcPr>
-            <w:tcMar>
-              <w:top w:type="dxa" w:w="6"/>
-              <w:left w:type="dxa" w:w="66"/>
-              <w:bottom w:type="dxa" w:w="6"/>
-              <w:right w:type="dxa" w:w="66"/>
-            </w:tcMar>
-          </w:tcPr>
-          <w:p>
-            <w:r>
-              <w:rPr>
-                <w:sz w:val="14"/>
-                <w:szCs w:val="14"/>
-              </w:rPr>
               <w:t xml:space="preserve">(C)</w:t>
+            </w:r>
+          </w:p>
+        </w:tc>
+        <w:tc>
+          <w:tcPr>
+            <w:shd w:fill="F5F7FC" w:val="clear"/>
+            <w:tcMar>
+              <w:top w:type="dxa" w:w="6"/>
+              <w:left w:type="dxa" w:w="66"/>
+              <w:bottom w:type="dxa" w:w="6"/>
+              <w:right w:type="dxa" w:w="66"/>
+            </w:tcMar>
+          </w:tcPr>
+          <w:p>
+            <w:r>
+              <w:rPr>
+                <w:b/>
+                <w:bCs/>
+                <w:sz w:val="14"/>
+                <w:szCs w:val="14"/>
+              </w:rPr>
+              <w:t xml:space="preserve">17</w:t>
+            </w:r>
+          </w:p>
+        </w:tc>
+        <w:tc>
+          <w:tcPr>
+            <w:tcMar>
+              <w:top w:type="dxa" w:w="6"/>
+              <w:left w:type="dxa" w:w="66"/>
+              <w:bottom w:type="dxa" w:w="6"/>
+              <w:right w:type="dxa" w:w="66"/>
+            </w:tcMar>
+          </w:tcPr>
+          <w:p>
+            <w:r>
+              <w:rPr>
+                <w:sz w:val="14"/>
+                <w:szCs w:val="14"/>
+              </w:rPr>
+              <w:t xml:space="preserve">C</w:t>
+            </w:r>
+          </w:p>
+        </w:tc>
+        <w:tc>
+          <w:tcPr>
+            <w:shd w:fill="F5F7FC" w:val="clear"/>
+            <w:tcMar>
+              <w:top w:type="dxa" w:w="6"/>
+              <w:left w:type="dxa" w:w="66"/>
+              <w:bottom w:type="dxa" w:w="6"/>
+              <w:right w:type="dxa" w:w="66"/>
+            </w:tcMar>
+          </w:tcPr>
+          <w:p>
+            <w:r>
+              <w:rPr>
+                <w:b/>
+                <w:bCs/>
+                <w:sz w:val="14"/>
+                <w:szCs w:val="14"/>
+              </w:rPr>
+              <w:t xml:space="preserve">31</w:t>
+            </w:r>
+          </w:p>
+        </w:tc>
+        <w:tc>
+          <w:tcPr>
+            <w:tcMar>
+              <w:top w:type="dxa" w:w="6"/>
+              <w:left w:type="dxa" w:w="66"/>
+              <w:bottom w:type="dxa" w:w="6"/>
+              <w:right w:type="dxa" w:w="66"/>
+            </w:tcMar>
+          </w:tcPr>
+          <w:p>
+            <w:r>
+              <w:rPr>
+                <w:sz w:val="14"/>
+                <w:szCs w:val="14"/>
+              </w:rPr>
+              <w:t xml:space="preserve">E</w:t>
             </w:r>
           </w:p>
         </w:tc>
@@ -4437,89 +5062,89 @@
                 <w:sz w:val="14"/>
                 <w:szCs w:val="14"/>
               </w:rPr>
-              <w:t xml:space="preserve">H</w:t>
-            </w:r>
-          </w:p>
-        </w:tc>
-        <w:tc>
-          <w:tcPr>
-            <w:shd w:fill="F5F7FC" w:val="clear"/>
-            <w:tcMar>
-              <w:top w:type="dxa" w:w="6"/>
-              <w:left w:type="dxa" w:w="66"/>
-              <w:bottom w:type="dxa" w:w="6"/>
-              <w:right w:type="dxa" w:w="66"/>
-            </w:tcMar>
-          </w:tcPr>
-          <w:p>
-            <w:r>
-              <w:rPr>
-                <w:b/>
-                <w:bCs/>
-                <w:sz w:val="14"/>
-                <w:szCs w:val="14"/>
-              </w:rPr>
-              <w:t xml:space="preserve">12</w:t>
-            </w:r>
-          </w:p>
-        </w:tc>
-        <w:tc>
-          <w:tcPr>
-            <w:tcMar>
-              <w:top w:type="dxa" w:w="6"/>
-              <w:left w:type="dxa" w:w="66"/>
-              <w:bottom w:type="dxa" w:w="6"/>
-              <w:right w:type="dxa" w:w="66"/>
-            </w:tcMar>
-          </w:tcPr>
-          <w:p>
-            <w:r>
-              <w:rPr>
-                <w:sz w:val="14"/>
-                <w:szCs w:val="14"/>
-              </w:rPr>
-              <w:t xml:space="preserve">factoring</w:t>
-            </w:r>
-          </w:p>
-        </w:tc>
-        <w:tc>
-          <w:tcPr>
-            <w:shd w:fill="F5F7FC" w:val="clear"/>
-            <w:tcMar>
-              <w:top w:type="dxa" w:w="6"/>
-              <w:left w:type="dxa" w:w="66"/>
-              <w:bottom w:type="dxa" w:w="6"/>
-              <w:right w:type="dxa" w:w="66"/>
-            </w:tcMar>
-          </w:tcPr>
-          <w:p>
-            <w:r>
-              <w:rPr>
-                <w:b/>
-                <w:bCs/>
-                <w:sz w:val="14"/>
-                <w:szCs w:val="14"/>
-              </w:rPr>
-              <w:t xml:space="preserve">20</w:t>
-            </w:r>
-          </w:p>
-        </w:tc>
-        <w:tc>
-          <w:tcPr>
-            <w:tcMar>
-              <w:top w:type="dxa" w:w="6"/>
-              <w:left w:type="dxa" w:w="66"/>
-              <w:bottom w:type="dxa" w:w="6"/>
-              <w:right w:type="dxa" w:w="66"/>
-            </w:tcMar>
-          </w:tcPr>
-          <w:p>
-            <w:r>
-              <w:rPr>
-                <w:sz w:val="14"/>
-                <w:szCs w:val="14"/>
-              </w:rPr>
               <w:t xml:space="preserve">(A)</w:t>
+            </w:r>
+          </w:p>
+        </w:tc>
+        <w:tc>
+          <w:tcPr>
+            <w:shd w:fill="F5F7FC" w:val="clear"/>
+            <w:tcMar>
+              <w:top w:type="dxa" w:w="6"/>
+              <w:left w:type="dxa" w:w="66"/>
+              <w:bottom w:type="dxa" w:w="6"/>
+              <w:right w:type="dxa" w:w="66"/>
+            </w:tcMar>
+          </w:tcPr>
+          <w:p>
+            <w:r>
+              <w:rPr>
+                <w:b/>
+                <w:bCs/>
+                <w:sz w:val="14"/>
+                <w:szCs w:val="14"/>
+              </w:rPr>
+              <w:t xml:space="preserve">18</w:t>
+            </w:r>
+          </w:p>
+        </w:tc>
+        <w:tc>
+          <w:tcPr>
+            <w:tcMar>
+              <w:top w:type="dxa" w:w="6"/>
+              <w:left w:type="dxa" w:w="66"/>
+              <w:bottom w:type="dxa" w:w="6"/>
+              <w:right w:type="dxa" w:w="66"/>
+            </w:tcMar>
+          </w:tcPr>
+          <w:p>
+            <w:r>
+              <w:rPr>
+                <w:sz w:val="14"/>
+                <w:szCs w:val="14"/>
+              </w:rPr>
+              <w:t xml:space="preserve">D</w:t>
+            </w:r>
+          </w:p>
+        </w:tc>
+        <w:tc>
+          <w:tcPr>
+            <w:shd w:fill="F5F7FC" w:val="clear"/>
+            <w:tcMar>
+              <w:top w:type="dxa" w:w="6"/>
+              <w:left w:type="dxa" w:w="66"/>
+              <w:bottom w:type="dxa" w:w="6"/>
+              <w:right w:type="dxa" w:w="66"/>
+            </w:tcMar>
+          </w:tcPr>
+          <w:p>
+            <w:r>
+              <w:rPr>
+                <w:b/>
+                <w:bCs/>
+                <w:sz w:val="14"/>
+                <w:szCs w:val="14"/>
+              </w:rPr>
+              <w:t xml:space="preserve">32</w:t>
+            </w:r>
+          </w:p>
+        </w:tc>
+        <w:tc>
+          <w:tcPr>
+            <w:tcMar>
+              <w:top w:type="dxa" w:w="6"/>
+              <w:left w:type="dxa" w:w="66"/>
+              <w:bottom w:type="dxa" w:w="6"/>
+              <w:right w:type="dxa" w:w="66"/>
+            </w:tcMar>
+          </w:tcPr>
+          <w:p>
+            <w:r>
+              <w:rPr>
+                <w:sz w:val="14"/>
+                <w:szCs w:val="14"/>
+              </w:rPr>
+              <w:t xml:space="preserve">G</w:t>
             </w:r>
           </w:p>
         </w:tc>
@@ -4562,89 +5187,89 @@
                 <w:sz w:val="14"/>
                 <w:szCs w:val="14"/>
               </w:rPr>
-              <w:t xml:space="preserve">D</w:t>
-            </w:r>
-          </w:p>
-        </w:tc>
-        <w:tc>
-          <w:tcPr>
-            <w:shd w:fill="F5F7FC" w:val="clear"/>
-            <w:tcMar>
-              <w:top w:type="dxa" w:w="6"/>
-              <w:left w:type="dxa" w:w="66"/>
-              <w:bottom w:type="dxa" w:w="6"/>
-              <w:right w:type="dxa" w:w="66"/>
-            </w:tcMar>
-          </w:tcPr>
-          <w:p>
-            <w:r>
-              <w:rPr>
-                <w:b/>
-                <w:bCs/>
-                <w:sz w:val="14"/>
-                <w:szCs w:val="14"/>
-              </w:rPr>
-              <w:t xml:space="preserve">13</w:t>
-            </w:r>
-          </w:p>
-        </w:tc>
-        <w:tc>
-          <w:tcPr>
-            <w:tcMar>
-              <w:top w:type="dxa" w:w="6"/>
-              <w:left w:type="dxa" w:w="66"/>
-              <w:bottom w:type="dxa" w:w="6"/>
-              <w:right w:type="dxa" w:w="66"/>
-            </w:tcMar>
-          </w:tcPr>
-          <w:p>
-            <w:r>
-              <w:rPr>
-                <w:sz w:val="14"/>
-                <w:szCs w:val="14"/>
-              </w:rPr>
-              <w:t xml:space="preserve">35,000</w:t>
-            </w:r>
-          </w:p>
-        </w:tc>
-        <w:tc>
-          <w:tcPr>
-            <w:shd w:fill="F5F7FC" w:val="clear"/>
-            <w:tcMar>
-              <w:top w:type="dxa" w:w="6"/>
-              <w:left w:type="dxa" w:w="66"/>
-              <w:bottom w:type="dxa" w:w="6"/>
-              <w:right w:type="dxa" w:w="66"/>
-            </w:tcMar>
-          </w:tcPr>
-          <w:p>
-            <w:r>
-              <w:rPr>
-                <w:b/>
-                <w:bCs/>
-                <w:sz w:val="14"/>
-                <w:szCs w:val="14"/>
-              </w:rPr>
-              <w:t xml:space="preserve">21</w:t>
-            </w:r>
-          </w:p>
-        </w:tc>
-        <w:tc>
-          <w:tcPr>
-            <w:tcMar>
-              <w:top w:type="dxa" w:w="6"/>
-              <w:left w:type="dxa" w:w="66"/>
-              <w:bottom w:type="dxa" w:w="6"/>
-              <w:right w:type="dxa" w:w="66"/>
-            </w:tcMar>
-          </w:tcPr>
-          <w:p>
-            <w:r>
-              <w:rPr>
-                <w:sz w:val="14"/>
-                <w:szCs w:val="14"/>
-              </w:rPr>
               <w:t xml:space="preserve">(D)</w:t>
+            </w:r>
+          </w:p>
+        </w:tc>
+        <w:tc>
+          <w:tcPr>
+            <w:shd w:fill="F5F7FC" w:val="clear"/>
+            <w:tcMar>
+              <w:top w:type="dxa" w:w="6"/>
+              <w:left w:type="dxa" w:w="66"/>
+              <w:bottom w:type="dxa" w:w="6"/>
+              <w:right w:type="dxa" w:w="66"/>
+            </w:tcMar>
+          </w:tcPr>
+          <w:p>
+            <w:r>
+              <w:rPr>
+                <w:b/>
+                <w:bCs/>
+                <w:sz w:val="14"/>
+                <w:szCs w:val="14"/>
+              </w:rPr>
+              <w:t xml:space="preserve">19</w:t>
+            </w:r>
+          </w:p>
+        </w:tc>
+        <w:tc>
+          <w:tcPr>
+            <w:tcMar>
+              <w:top w:type="dxa" w:w="6"/>
+              <w:left w:type="dxa" w:w="66"/>
+              <w:bottom w:type="dxa" w:w="6"/>
+              <w:right w:type="dxa" w:w="66"/>
+            </w:tcMar>
+          </w:tcPr>
+          <w:p>
+            <w:r>
+              <w:rPr>
+                <w:sz w:val="14"/>
+                <w:szCs w:val="14"/>
+              </w:rPr>
+              <w:t xml:space="preserve">E</w:t>
+            </w:r>
+          </w:p>
+        </w:tc>
+        <w:tc>
+          <w:tcPr>
+            <w:shd w:fill="F5F7FC" w:val="clear"/>
+            <w:tcMar>
+              <w:top w:type="dxa" w:w="6"/>
+              <w:left w:type="dxa" w:w="66"/>
+              <w:bottom w:type="dxa" w:w="6"/>
+              <w:right w:type="dxa" w:w="66"/>
+            </w:tcMar>
+          </w:tcPr>
+          <w:p>
+            <w:r>
+              <w:rPr>
+                <w:b/>
+                <w:bCs/>
+                <w:sz w:val="14"/>
+                <w:szCs w:val="14"/>
+              </w:rPr>
+              <w:t xml:space="preserve">33</w:t>
+            </w:r>
+          </w:p>
+        </w:tc>
+        <w:tc>
+          <w:tcPr>
+            <w:tcMar>
+              <w:top w:type="dxa" w:w="6"/>
+              <w:left w:type="dxa" w:w="66"/>
+              <w:bottom w:type="dxa" w:w="6"/>
+              <w:right w:type="dxa" w:w="66"/>
+            </w:tcMar>
+          </w:tcPr>
+          <w:p>
+            <w:r>
+              <w:rPr>
+                <w:sz w:val="14"/>
+                <w:szCs w:val="14"/>
+              </w:rPr>
+              <w:t xml:space="preserve">H</w:t>
             </w:r>
           </w:p>
         </w:tc>
@@ -4687,6 +5312,47 @@
                 <w:sz w:val="14"/>
                 <w:szCs w:val="14"/>
               </w:rPr>
+              <w:t xml:space="preserve">(B)</w:t>
+            </w:r>
+          </w:p>
+        </w:tc>
+        <w:tc>
+          <w:tcPr>
+            <w:shd w:fill="F5F7FC" w:val="clear"/>
+            <w:tcMar>
+              <w:top w:type="dxa" w:w="6"/>
+              <w:left w:type="dxa" w:w="66"/>
+              <w:bottom w:type="dxa" w:w="6"/>
+              <w:right w:type="dxa" w:w="66"/>
+            </w:tcMar>
+          </w:tcPr>
+          <w:p>
+            <w:r>
+              <w:rPr>
+                <w:b/>
+                <w:bCs/>
+                <w:sz w:val="14"/>
+                <w:szCs w:val="14"/>
+              </w:rPr>
+              <w:t xml:space="preserve">20</w:t>
+            </w:r>
+          </w:p>
+        </w:tc>
+        <w:tc>
+          <w:tcPr>
+            <w:tcMar>
+              <w:top w:type="dxa" w:w="6"/>
+              <w:left w:type="dxa" w:w="66"/>
+              <w:bottom w:type="dxa" w:w="6"/>
+              <w:right w:type="dxa" w:w="66"/>
+            </w:tcMar>
+          </w:tcPr>
+          <w:p>
+            <w:r>
+              <w:rPr>
+                <w:sz w:val="14"/>
+                <w:szCs w:val="14"/>
+              </w:rPr>
               <w:t xml:space="preserve">A</w:t>
             </w:r>
           </w:p>
@@ -4709,67 +5375,26 @@
                 <w:sz w:val="14"/>
                 <w:szCs w:val="14"/>
               </w:rPr>
-              <w:t xml:space="preserve">14</w:t>
-            </w:r>
-          </w:p>
-        </w:tc>
-        <w:tc>
-          <w:tcPr>
-            <w:tcMar>
-              <w:top w:type="dxa" w:w="6"/>
-              <w:left w:type="dxa" w:w="66"/>
-              <w:bottom w:type="dxa" w:w="6"/>
-              <w:right w:type="dxa" w:w="66"/>
-            </w:tcMar>
-          </w:tcPr>
-          <w:p>
-            <w:r>
-              <w:rPr>
-                <w:sz w:val="14"/>
-                <w:szCs w:val="14"/>
-              </w:rPr>
-              <w:t xml:space="preserve">350,000</w:t>
-            </w:r>
-          </w:p>
-        </w:tc>
-        <w:tc>
-          <w:tcPr>
-            <w:shd w:fill="F5F7FC" w:val="clear"/>
-            <w:tcMar>
-              <w:top w:type="dxa" w:w="6"/>
-              <w:left w:type="dxa" w:w="66"/>
-              <w:bottom w:type="dxa" w:w="6"/>
-              <w:right w:type="dxa" w:w="66"/>
-            </w:tcMar>
-          </w:tcPr>
-          <w:p>
-            <w:r>
-              <w:rPr>
-                <w:b/>
-                <w:bCs/>
-                <w:sz w:val="14"/>
-                <w:szCs w:val="14"/>
-              </w:rPr>
-              <w:t xml:space="preserve">22</w:t>
-            </w:r>
-          </w:p>
-        </w:tc>
-        <w:tc>
-          <w:tcPr>
-            <w:tcMar>
-              <w:top w:type="dxa" w:w="6"/>
-              <w:left w:type="dxa" w:w="66"/>
-              <w:bottom w:type="dxa" w:w="6"/>
-              <w:right w:type="dxa" w:w="66"/>
-            </w:tcMar>
-          </w:tcPr>
-          <w:p>
-            <w:r>
-              <w:rPr>
-                <w:sz w:val="14"/>
-                <w:szCs w:val="14"/>
-              </w:rPr>
-              <w:t xml:space="preserve">(B)</w:t>
+              <w:t xml:space="preserve">34</w:t>
+            </w:r>
+          </w:p>
+        </w:tc>
+        <w:tc>
+          <w:tcPr>
+            <w:tcMar>
+              <w:top w:type="dxa" w:w="6"/>
+              <w:left w:type="dxa" w:w="66"/>
+              <w:bottom w:type="dxa" w:w="6"/>
+              <w:right w:type="dxa" w:w="66"/>
+            </w:tcMar>
+          </w:tcPr>
+          <w:p>
+            <w:r>
+              <w:rPr>
+                <w:sz w:val="14"/>
+                <w:szCs w:val="14"/>
+              </w:rPr>
+              <w:t xml:space="preserve">D</w:t>
             </w:r>
           </w:p>
         </w:tc>
@@ -4812,89 +5437,89 @@
                 <w:sz w:val="14"/>
                 <w:szCs w:val="14"/>
               </w:rPr>
-              <w:t xml:space="preserve">C</w:t>
-            </w:r>
-          </w:p>
-        </w:tc>
-        <w:tc>
-          <w:tcPr>
-            <w:shd w:fill="F5F7FC" w:val="clear"/>
-            <w:tcMar>
-              <w:top w:type="dxa" w:w="6"/>
-              <w:left w:type="dxa" w:w="66"/>
-              <w:bottom w:type="dxa" w:w="6"/>
-              <w:right w:type="dxa" w:w="66"/>
-            </w:tcMar>
-          </w:tcPr>
-          <w:p>
-            <w:r>
-              <w:rPr>
-                <w:b/>
-                <w:bCs/>
-                <w:sz w:val="14"/>
-                <w:szCs w:val="14"/>
-              </w:rPr>
-              <w:t xml:space="preserve">15</w:t>
-            </w:r>
-          </w:p>
-        </w:tc>
-        <w:tc>
-          <w:tcPr>
-            <w:tcMar>
-              <w:top w:type="dxa" w:w="6"/>
-              <w:left w:type="dxa" w:w="66"/>
-              <w:bottom w:type="dxa" w:w="6"/>
-              <w:right w:type="dxa" w:w="66"/>
-            </w:tcMar>
-          </w:tcPr>
-          <w:p>
-            <w:r>
-              <w:rPr>
-                <w:sz w:val="14"/>
-                <w:szCs w:val="14"/>
-              </w:rPr>
-              <w:t xml:space="preserve">7,000</w:t>
-            </w:r>
-          </w:p>
-        </w:tc>
-        <w:tc>
-          <w:tcPr>
-            <w:shd w:fill="F5F7FC" w:val="clear"/>
-            <w:tcMar>
-              <w:top w:type="dxa" w:w="6"/>
-              <w:left w:type="dxa" w:w="66"/>
-              <w:bottom w:type="dxa" w:w="6"/>
-              <w:right w:type="dxa" w:w="66"/>
-            </w:tcMar>
-          </w:tcPr>
-          <w:p>
-            <w:r>
-              <w:rPr>
-                <w:b/>
-                <w:bCs/>
-                <w:sz w:val="14"/>
-                <w:szCs w:val="14"/>
-              </w:rPr>
-              <w:t xml:space="preserve">23</w:t>
-            </w:r>
-          </w:p>
-        </w:tc>
-        <w:tc>
-          <w:tcPr>
-            <w:tcMar>
-              <w:top w:type="dxa" w:w="6"/>
-              <w:left w:type="dxa" w:w="66"/>
-              <w:bottom w:type="dxa" w:w="6"/>
-              <w:right w:type="dxa" w:w="66"/>
-            </w:tcMar>
-          </w:tcPr>
-          <w:p>
-            <w:r>
-              <w:rPr>
-                <w:sz w:val="14"/>
-                <w:szCs w:val="14"/>
-              </w:rPr>
               <w:t xml:space="preserve">(C)</w:t>
+            </w:r>
+          </w:p>
+        </w:tc>
+        <w:tc>
+          <w:tcPr>
+            <w:shd w:fill="F5F7FC" w:val="clear"/>
+            <w:tcMar>
+              <w:top w:type="dxa" w:w="6"/>
+              <w:left w:type="dxa" w:w="66"/>
+              <w:bottom w:type="dxa" w:w="6"/>
+              <w:right w:type="dxa" w:w="66"/>
+            </w:tcMar>
+          </w:tcPr>
+          <w:p>
+            <w:r>
+              <w:rPr>
+                <w:b/>
+                <w:bCs/>
+                <w:sz w:val="14"/>
+                <w:szCs w:val="14"/>
+              </w:rPr>
+              <w:t xml:space="preserve">21</w:t>
+            </w:r>
+          </w:p>
+        </w:tc>
+        <w:tc>
+          <w:tcPr>
+            <w:tcMar>
+              <w:top w:type="dxa" w:w="6"/>
+              <w:left w:type="dxa" w:w="66"/>
+              <w:bottom w:type="dxa" w:w="6"/>
+              <w:right w:type="dxa" w:w="66"/>
+            </w:tcMar>
+          </w:tcPr>
+          <w:p>
+            <w:r>
+              <w:rPr>
+                <w:sz w:val="14"/>
+                <w:szCs w:val="14"/>
+              </w:rPr>
+              <w:t xml:space="preserve">(C)</w:t>
+            </w:r>
+          </w:p>
+        </w:tc>
+        <w:tc>
+          <w:tcPr>
+            <w:shd w:fill="F5F7FC" w:val="clear"/>
+            <w:tcMar>
+              <w:top w:type="dxa" w:w="6"/>
+              <w:left w:type="dxa" w:w="66"/>
+              <w:bottom w:type="dxa" w:w="6"/>
+              <w:right w:type="dxa" w:w="66"/>
+            </w:tcMar>
+          </w:tcPr>
+          <w:p>
+            <w:r>
+              <w:rPr>
+                <w:b/>
+                <w:bCs/>
+                <w:sz w:val="14"/>
+                <w:szCs w:val="14"/>
+              </w:rPr>
+              <w:t xml:space="preserve">35</w:t>
+            </w:r>
+          </w:p>
+        </w:tc>
+        <w:tc>
+          <w:tcPr>
+            <w:tcMar>
+              <w:top w:type="dxa" w:w="6"/>
+              <w:left w:type="dxa" w:w="66"/>
+              <w:bottom w:type="dxa" w:w="6"/>
+              <w:right w:type="dxa" w:w="66"/>
+            </w:tcMar>
+          </w:tcPr>
+          <w:p>
+            <w:r>
+              <w:rPr>
+                <w:sz w:val="14"/>
+                <w:szCs w:val="14"/>
+              </w:rPr>
+              <w:t xml:space="preserve">A</w:t>
             </w:r>
           </w:p>
         </w:tc>
@@ -4937,48 +5562,257 @@
                 <w:sz w:val="14"/>
                 <w:szCs w:val="14"/>
               </w:rPr>
+              <w:t xml:space="preserve">(D)</w:t>
+            </w:r>
+          </w:p>
+        </w:tc>
+        <w:tc>
+          <w:tcPr>
+            <w:shd w:fill="F5F7FC" w:val="clear"/>
+            <w:tcMar>
+              <w:top w:type="dxa" w:w="6"/>
+              <w:left w:type="dxa" w:w="66"/>
+              <w:bottom w:type="dxa" w:w="6"/>
+              <w:right w:type="dxa" w:w="66"/>
+            </w:tcMar>
+          </w:tcPr>
+          <w:p>
+            <w:r>
+              <w:rPr>
+                <w:b/>
+                <w:bCs/>
+                <w:sz w:val="14"/>
+                <w:szCs w:val="14"/>
+              </w:rPr>
+              <w:t xml:space="preserve">22</w:t>
+            </w:r>
+          </w:p>
+        </w:tc>
+        <w:tc>
+          <w:tcPr>
+            <w:tcMar>
+              <w:top w:type="dxa" w:w="6"/>
+              <w:left w:type="dxa" w:w="66"/>
+              <w:bottom w:type="dxa" w:w="6"/>
+              <w:right w:type="dxa" w:w="66"/>
+            </w:tcMar>
+          </w:tcPr>
+          <w:p>
+            <w:r>
+              <w:rPr>
+                <w:sz w:val="14"/>
+                <w:szCs w:val="14"/>
+              </w:rPr>
+              <w:t xml:space="preserve">E</w:t>
+            </w:r>
+          </w:p>
+        </w:tc>
+        <w:tc>
+          <w:tcPr>
+            <w:shd w:fill="F5F7FC" w:val="clear"/>
+            <w:tcMar>
+              <w:top w:type="dxa" w:w="6"/>
+              <w:left w:type="dxa" w:w="66"/>
+              <w:bottom w:type="dxa" w:w="6"/>
+              <w:right w:type="dxa" w:w="66"/>
+            </w:tcMar>
+          </w:tcPr>
+          <w:p>
+            <w:r>
+              <w:rPr>
+                <w:b/>
+                <w:bCs/>
+                <w:sz w:val="14"/>
+                <w:szCs w:val="14"/>
+              </w:rPr>
+              <w:t xml:space="preserve">36</w:t>
+            </w:r>
+          </w:p>
+        </w:tc>
+        <w:tc>
+          <w:tcPr>
+            <w:tcMar>
+              <w:top w:type="dxa" w:w="6"/>
+              <w:left w:type="dxa" w:w="66"/>
+              <w:bottom w:type="dxa" w:w="6"/>
+              <w:right w:type="dxa" w:w="66"/>
+            </w:tcMar>
+          </w:tcPr>
+          <w:p>
+            <w:r>
+              <w:rPr>
+                <w:sz w:val="14"/>
+                <w:szCs w:val="14"/>
+              </w:rPr>
+              <w:t xml:space="preserve">C</w:t>
+            </w:r>
+          </w:p>
+        </w:tc>
+      </w:tr>
+      <w:tr>
+        <w:tc>
+          <w:tcPr>
+            <w:shd w:fill="F5F7FC" w:val="clear"/>
+            <w:tcMar>
+              <w:top w:type="dxa" w:w="6"/>
+              <w:left w:type="dxa" w:w="66"/>
+              <w:bottom w:type="dxa" w:w="6"/>
+              <w:right w:type="dxa" w:w="66"/>
+            </w:tcMar>
+          </w:tcPr>
+          <w:p>
+            <w:r>
+              <w:rPr>
+                <w:b/>
+                <w:bCs/>
+                <w:sz w:val="14"/>
+                <w:szCs w:val="14"/>
+              </w:rPr>
+              <w:t xml:space="preserve">9</w:t>
+            </w:r>
+          </w:p>
+        </w:tc>
+        <w:tc>
+          <w:tcPr>
+            <w:tcMar>
+              <w:top w:type="dxa" w:w="6"/>
+              <w:left w:type="dxa" w:w="66"/>
+              <w:bottom w:type="dxa" w:w="6"/>
+              <w:right w:type="dxa" w:w="66"/>
+            </w:tcMar>
+          </w:tcPr>
+          <w:p>
+            <w:r>
+              <w:rPr>
+                <w:sz w:val="14"/>
+                <w:szCs w:val="14"/>
+              </w:rPr>
+              <w:t xml:space="preserve">False</w:t>
+            </w:r>
+          </w:p>
+        </w:tc>
+        <w:tc>
+          <w:tcPr>
+            <w:shd w:fill="F5F7FC" w:val="clear"/>
+            <w:tcMar>
+              <w:top w:type="dxa" w:w="6"/>
+              <w:left w:type="dxa" w:w="66"/>
+              <w:bottom w:type="dxa" w:w="6"/>
+              <w:right w:type="dxa" w:w="66"/>
+            </w:tcMar>
+          </w:tcPr>
+          <w:p>
+            <w:r>
+              <w:rPr>
+                <w:b/>
+                <w:bCs/>
+                <w:sz w:val="14"/>
+                <w:szCs w:val="14"/>
+              </w:rPr>
+              <w:t xml:space="preserve">23</w:t>
+            </w:r>
+          </w:p>
+        </w:tc>
+        <w:tc>
+          <w:tcPr>
+            <w:tcMar>
+              <w:top w:type="dxa" w:w="6"/>
+              <w:left w:type="dxa" w:w="66"/>
+              <w:bottom w:type="dxa" w:w="6"/>
+              <w:right w:type="dxa" w:w="66"/>
+            </w:tcMar>
+          </w:tcPr>
+          <w:p>
+            <w:r>
+              <w:rPr>
+                <w:sz w:val="14"/>
+                <w:szCs w:val="14"/>
+              </w:rPr>
+              <w:t xml:space="preserve">G</w:t>
+            </w:r>
+          </w:p>
+        </w:tc>
+        <w:tc>
+          <w:tcPr>
+            <w:shd w:fill="F5F7FC" w:val="clear"/>
+            <w:tcMar>
+              <w:top w:type="dxa" w:w="6"/>
+              <w:left w:type="dxa" w:w="66"/>
+              <w:bottom w:type="dxa" w:w="6"/>
+              <w:right w:type="dxa" w:w="66"/>
+            </w:tcMar>
+          </w:tcPr>
+          <w:p>
+            <w:r>
+              <w:rPr>
+                <w:b/>
+                <w:bCs/>
+                <w:sz w:val="14"/>
+                <w:szCs w:val="14"/>
+              </w:rPr>
+              <w:t xml:space="preserve">37</w:t>
+            </w:r>
+          </w:p>
+        </w:tc>
+        <w:tc>
+          <w:tcPr>
+            <w:tcMar>
+              <w:top w:type="dxa" w:w="6"/>
+              <w:left w:type="dxa" w:w="66"/>
+              <w:bottom w:type="dxa" w:w="6"/>
+              <w:right w:type="dxa" w:w="66"/>
+            </w:tcMar>
+          </w:tcPr>
+          <w:p>
+            <w:r>
+              <w:rPr>
+                <w:sz w:val="14"/>
+                <w:szCs w:val="14"/>
+              </w:rPr>
               <w:t xml:space="preserve">F</w:t>
             </w:r>
           </w:p>
         </w:tc>
-        <w:tc>
-          <w:tcPr>
-            <w:shd w:fill="F5F7FC" w:val="clear"/>
-            <w:tcMar>
-              <w:top w:type="dxa" w:w="6"/>
-              <w:left w:type="dxa" w:w="66"/>
-              <w:bottom w:type="dxa" w:w="6"/>
-              <w:right w:type="dxa" w:w="66"/>
-            </w:tcMar>
-          </w:tcPr>
-          <w:p>
-            <w:r>
-              <w:rPr>
-                <w:b/>
-                <w:bCs/>
-                <w:sz w:val="14"/>
-                <w:szCs w:val="14"/>
-              </w:rPr>
-              <w:t xml:space="preserve">16</w:t>
-            </w:r>
-          </w:p>
-        </w:tc>
-        <w:tc>
-          <w:tcPr>
-            <w:tcMar>
-              <w:top w:type="dxa" w:w="6"/>
-              <w:left w:type="dxa" w:w="66"/>
-              <w:bottom w:type="dxa" w:w="6"/>
-              <w:right w:type="dxa" w:w="66"/>
-            </w:tcMar>
-          </w:tcPr>
-          <w:p>
-            <w:r>
-              <w:rPr>
-                <w:sz w:val="14"/>
-                <w:szCs w:val="14"/>
-              </w:rPr>
-              <w:t xml:space="preserve">no change</w:t>
+      </w:tr>
+      <w:tr>
+        <w:tc>
+          <w:tcPr>
+            <w:shd w:fill="F5F7FC" w:val="clear"/>
+            <w:tcMar>
+              <w:top w:type="dxa" w:w="6"/>
+              <w:left w:type="dxa" w:w="66"/>
+              <w:bottom w:type="dxa" w:w="6"/>
+              <w:right w:type="dxa" w:w="66"/>
+            </w:tcMar>
+          </w:tcPr>
+          <w:p>
+            <w:r>
+              <w:rPr>
+                <w:b/>
+                <w:bCs/>
+                <w:sz w:val="14"/>
+                <w:szCs w:val="14"/>
+              </w:rPr>
+              <w:t xml:space="preserve">10</w:t>
+            </w:r>
+          </w:p>
+        </w:tc>
+        <w:tc>
+          <w:tcPr>
+            <w:tcMar>
+              <w:top w:type="dxa" w:w="6"/>
+              <w:left w:type="dxa" w:w="66"/>
+              <w:bottom w:type="dxa" w:w="6"/>
+              <w:right w:type="dxa" w:w="66"/>
+            </w:tcMar>
+          </w:tcPr>
+          <w:p>
+            <w:r>
+              <w:rPr>
+                <w:sz w:val="14"/>
+                <w:szCs w:val="14"/>
+              </w:rPr>
+              <w:t xml:space="preserve">False</w:t>
             </w:r>
           </w:p>
         </w:tc>
@@ -5019,7 +5853,548 @@
                 <w:sz w:val="14"/>
                 <w:szCs w:val="14"/>
               </w:rPr>
-              <w:t xml:space="preserve">(D)</w:t>
+              <w:t xml:space="preserve">C</w:t>
+            </w:r>
+          </w:p>
+        </w:tc>
+        <w:tc>
+          <w:tcPr>
+            <w:shd w:fill="F5F7FC" w:val="clear"/>
+            <w:tcMar>
+              <w:top w:type="dxa" w:w="6"/>
+              <w:left w:type="dxa" w:w="66"/>
+              <w:bottom w:type="dxa" w:w="6"/>
+              <w:right w:type="dxa" w:w="66"/>
+            </w:tcMar>
+          </w:tcPr>
+          <w:p>
+            <w:r>
+              <w:rPr>
+                <w:b/>
+                <w:bCs/>
+                <w:sz w:val="14"/>
+                <w:szCs w:val="14"/>
+              </w:rPr>
+              <w:t xml:space="preserve">38</w:t>
+            </w:r>
+          </w:p>
+        </w:tc>
+        <w:tc>
+          <w:tcPr>
+            <w:tcMar>
+              <w:top w:type="dxa" w:w="6"/>
+              <w:left w:type="dxa" w:w="66"/>
+              <w:bottom w:type="dxa" w:w="6"/>
+              <w:right w:type="dxa" w:w="66"/>
+            </w:tcMar>
+          </w:tcPr>
+          <w:p>
+            <w:r>
+              <w:rPr>
+                <w:sz w:val="14"/>
+                <w:szCs w:val="14"/>
+              </w:rPr>
+              <w:t xml:space="preserve">B</w:t>
+            </w:r>
+          </w:p>
+        </w:tc>
+      </w:tr>
+      <w:tr>
+        <w:tc>
+          <w:tcPr>
+            <w:shd w:fill="F5F7FC" w:val="clear"/>
+            <w:tcMar>
+              <w:top w:type="dxa" w:w="6"/>
+              <w:left w:type="dxa" w:w="66"/>
+              <w:bottom w:type="dxa" w:w="6"/>
+              <w:right w:type="dxa" w:w="66"/>
+            </w:tcMar>
+          </w:tcPr>
+          <w:p>
+            <w:r>
+              <w:rPr>
+                <w:b/>
+                <w:bCs/>
+                <w:sz w:val="14"/>
+                <w:szCs w:val="14"/>
+              </w:rPr>
+              <w:t xml:space="preserve">11</w:t>
+            </w:r>
+          </w:p>
+        </w:tc>
+        <w:tc>
+          <w:tcPr>
+            <w:tcMar>
+              <w:top w:type="dxa" w:w="6"/>
+              <w:left w:type="dxa" w:w="66"/>
+              <w:bottom w:type="dxa" w:w="6"/>
+              <w:right w:type="dxa" w:w="66"/>
+            </w:tcMar>
+          </w:tcPr>
+          <w:p>
+            <w:r>
+              <w:rPr>
+                <w:sz w:val="14"/>
+                <w:szCs w:val="14"/>
+              </w:rPr>
+              <w:t xml:space="preserve">True</w:t>
+            </w:r>
+          </w:p>
+        </w:tc>
+        <w:tc>
+          <w:tcPr>
+            <w:shd w:fill="F5F7FC" w:val="clear"/>
+            <w:tcMar>
+              <w:top w:type="dxa" w:w="6"/>
+              <w:left w:type="dxa" w:w="66"/>
+              <w:bottom w:type="dxa" w:w="6"/>
+              <w:right w:type="dxa" w:w="66"/>
+            </w:tcMar>
+          </w:tcPr>
+          <w:p>
+            <w:r>
+              <w:rPr>
+                <w:b/>
+                <w:bCs/>
+                <w:sz w:val="14"/>
+                <w:szCs w:val="14"/>
+              </w:rPr>
+              <w:t xml:space="preserve">25</w:t>
+            </w:r>
+          </w:p>
+        </w:tc>
+        <w:tc>
+          <w:tcPr>
+            <w:tcMar>
+              <w:top w:type="dxa" w:w="6"/>
+              <w:left w:type="dxa" w:w="66"/>
+              <w:bottom w:type="dxa" w:w="6"/>
+              <w:right w:type="dxa" w:w="66"/>
+            </w:tcMar>
+          </w:tcPr>
+          <w:p>
+            <w:r>
+              <w:rPr>
+                <w:sz w:val="14"/>
+                <w:szCs w:val="14"/>
+              </w:rPr>
+              <w:t xml:space="preserve">F</w:t>
+            </w:r>
+          </w:p>
+        </w:tc>
+        <w:tc>
+          <w:tcPr>
+            <w:shd w:fill="F5F7FC" w:val="clear"/>
+            <w:tcMar>
+              <w:top w:type="dxa" w:w="6"/>
+              <w:left w:type="dxa" w:w="66"/>
+              <w:bottom w:type="dxa" w:w="6"/>
+              <w:right w:type="dxa" w:w="66"/>
+            </w:tcMar>
+          </w:tcPr>
+          <w:p>
+            <w:r>
+              <w:rPr>
+                <w:b/>
+                <w:bCs/>
+                <w:sz w:val="14"/>
+                <w:szCs w:val="14"/>
+              </w:rPr>
+              <w:t xml:space="preserve">39</w:t>
+            </w:r>
+          </w:p>
+        </w:tc>
+        <w:tc>
+          <w:tcPr>
+            <w:tcMar>
+              <w:top w:type="dxa" w:w="6"/>
+              <w:left w:type="dxa" w:w="66"/>
+              <w:bottom w:type="dxa" w:w="6"/>
+              <w:right w:type="dxa" w:w="66"/>
+            </w:tcMar>
+          </w:tcPr>
+          <w:p>
+            <w:r>
+              <w:rPr>
+                <w:sz w:val="14"/>
+                <w:szCs w:val="14"/>
+              </w:rPr>
+              <w:t xml:space="preserve">C</w:t>
+            </w:r>
+          </w:p>
+        </w:tc>
+      </w:tr>
+      <w:tr>
+        <w:tc>
+          <w:tcPr>
+            <w:shd w:fill="F5F7FC" w:val="clear"/>
+            <w:tcMar>
+              <w:top w:type="dxa" w:w="6"/>
+              <w:left w:type="dxa" w:w="66"/>
+              <w:bottom w:type="dxa" w:w="6"/>
+              <w:right w:type="dxa" w:w="66"/>
+            </w:tcMar>
+          </w:tcPr>
+          <w:p>
+            <w:r>
+              <w:rPr>
+                <w:b/>
+                <w:bCs/>
+                <w:sz w:val="14"/>
+                <w:szCs w:val="14"/>
+              </w:rPr>
+              <w:t xml:space="preserve">12</w:t>
+            </w:r>
+          </w:p>
+        </w:tc>
+        <w:tc>
+          <w:tcPr>
+            <w:tcMar>
+              <w:top w:type="dxa" w:w="6"/>
+              <w:left w:type="dxa" w:w="66"/>
+              <w:bottom w:type="dxa" w:w="6"/>
+              <w:right w:type="dxa" w:w="66"/>
+            </w:tcMar>
+          </w:tcPr>
+          <w:p>
+            <w:r>
+              <w:rPr>
+                <w:sz w:val="14"/>
+                <w:szCs w:val="14"/>
+              </w:rPr>
+              <w:t xml:space="preserve">True</w:t>
+            </w:r>
+          </w:p>
+        </w:tc>
+        <w:tc>
+          <w:tcPr>
+            <w:shd w:fill="F5F7FC" w:val="clear"/>
+            <w:tcMar>
+              <w:top w:type="dxa" w:w="6"/>
+              <w:left w:type="dxa" w:w="66"/>
+              <w:bottom w:type="dxa" w:w="6"/>
+              <w:right w:type="dxa" w:w="66"/>
+            </w:tcMar>
+          </w:tcPr>
+          <w:p>
+            <w:r>
+              <w:rPr>
+                <w:b/>
+                <w:bCs/>
+                <w:sz w:val="14"/>
+                <w:szCs w:val="14"/>
+              </w:rPr>
+              <w:t xml:space="preserve">26</w:t>
+            </w:r>
+          </w:p>
+        </w:tc>
+        <w:tc>
+          <w:tcPr>
+            <w:tcMar>
+              <w:top w:type="dxa" w:w="6"/>
+              <w:left w:type="dxa" w:w="66"/>
+              <w:bottom w:type="dxa" w:w="6"/>
+              <w:right w:type="dxa" w:w="66"/>
+            </w:tcMar>
+          </w:tcPr>
+          <w:p>
+            <w:r>
+              <w:rPr>
+                <w:sz w:val="14"/>
+                <w:szCs w:val="14"/>
+              </w:rPr>
+              <w:t xml:space="preserve">D</w:t>
+            </w:r>
+          </w:p>
+        </w:tc>
+        <w:tc>
+          <w:tcPr>
+            <w:shd w:fill="F5F7FC" w:val="clear"/>
+            <w:tcMar>
+              <w:top w:type="dxa" w:w="6"/>
+              <w:left w:type="dxa" w:w="66"/>
+              <w:bottom w:type="dxa" w:w="6"/>
+              <w:right w:type="dxa" w:w="66"/>
+            </w:tcMar>
+          </w:tcPr>
+          <w:p>
+            <w:r>
+              <w:rPr>
+                <w:b/>
+                <w:bCs/>
+                <w:sz w:val="14"/>
+                <w:szCs w:val="14"/>
+              </w:rPr>
+              <w:t xml:space="preserve">40</w:t>
+            </w:r>
+          </w:p>
+        </w:tc>
+        <w:tc>
+          <w:tcPr>
+            <w:tcMar>
+              <w:top w:type="dxa" w:w="6"/>
+              <w:left w:type="dxa" w:w="66"/>
+              <w:bottom w:type="dxa" w:w="6"/>
+              <w:right w:type="dxa" w:w="66"/>
+            </w:tcMar>
+          </w:tcPr>
+          <w:p>
+            <w:r>
+              <w:rPr>
+                <w:sz w:val="14"/>
+                <w:szCs w:val="14"/>
+              </w:rPr>
+              <w:t xml:space="preserve">D</w:t>
+            </w:r>
+          </w:p>
+        </w:tc>
+      </w:tr>
+      <w:tr>
+        <w:tc>
+          <w:tcPr>
+            <w:shd w:fill="F5F7FC" w:val="clear"/>
+            <w:tcMar>
+              <w:top w:type="dxa" w:w="6"/>
+              <w:left w:type="dxa" w:w="66"/>
+              <w:bottom w:type="dxa" w:w="6"/>
+              <w:right w:type="dxa" w:w="66"/>
+            </w:tcMar>
+          </w:tcPr>
+          <w:p>
+            <w:r>
+              <w:rPr>
+                <w:b/>
+                <w:bCs/>
+                <w:sz w:val="14"/>
+                <w:szCs w:val="14"/>
+              </w:rPr>
+              <w:t xml:space="preserve">13</w:t>
+            </w:r>
+          </w:p>
+        </w:tc>
+        <w:tc>
+          <w:tcPr>
+            <w:tcMar>
+              <w:top w:type="dxa" w:w="6"/>
+              <w:left w:type="dxa" w:w="66"/>
+              <w:bottom w:type="dxa" w:w="6"/>
+              <w:right w:type="dxa" w:w="66"/>
+            </w:tcMar>
+          </w:tcPr>
+          <w:p>
+            <w:r>
+              <w:rPr>
+                <w:sz w:val="14"/>
+                <w:szCs w:val="14"/>
+              </w:rPr>
+              <w:t xml:space="preserve">True</w:t>
+            </w:r>
+          </w:p>
+        </w:tc>
+        <w:tc>
+          <w:tcPr>
+            <w:shd w:fill="F5F7FC" w:val="clear"/>
+            <w:tcMar>
+              <w:top w:type="dxa" w:w="6"/>
+              <w:left w:type="dxa" w:w="66"/>
+              <w:bottom w:type="dxa" w:w="6"/>
+              <w:right w:type="dxa" w:w="66"/>
+            </w:tcMar>
+          </w:tcPr>
+          <w:p>
+            <w:r>
+              <w:rPr>
+                <w:b/>
+                <w:bCs/>
+                <w:sz w:val="14"/>
+                <w:szCs w:val="14"/>
+              </w:rPr>
+              <w:t xml:space="preserve">27</w:t>
+            </w:r>
+          </w:p>
+        </w:tc>
+        <w:tc>
+          <w:tcPr>
+            <w:tcMar>
+              <w:top w:type="dxa" w:w="6"/>
+              <w:left w:type="dxa" w:w="66"/>
+              <w:bottom w:type="dxa" w:w="6"/>
+              <w:right w:type="dxa" w:w="66"/>
+            </w:tcMar>
+          </w:tcPr>
+          <w:p>
+            <w:r>
+              <w:rPr>
+                <w:sz w:val="14"/>
+                <w:szCs w:val="14"/>
+              </w:rPr>
+              <w:t xml:space="preserve">H</w:t>
+            </w:r>
+          </w:p>
+        </w:tc>
+        <w:tc>
+          <w:tcPr>
+            <w:shd w:fill="F5F7FC" w:val="clear"/>
+            <w:tcMar>
+              <w:top w:type="dxa" w:w="6"/>
+              <w:left w:type="dxa" w:w="66"/>
+              <w:bottom w:type="dxa" w:w="6"/>
+              <w:right w:type="dxa" w:w="66"/>
+            </w:tcMar>
+          </w:tcPr>
+          <w:p>
+            <w:r>
+              <w:rPr>
+                <w:b/>
+                <w:bCs/>
+                <w:sz w:val="14"/>
+                <w:szCs w:val="14"/>
+              </w:rPr>
+              <w:t xml:space="preserve">41</w:t>
+            </w:r>
+          </w:p>
+        </w:tc>
+        <w:tc>
+          <w:tcPr>
+            <w:tcMar>
+              <w:top w:type="dxa" w:w="6"/>
+              <w:left w:type="dxa" w:w="66"/>
+              <w:bottom w:type="dxa" w:w="6"/>
+              <w:right w:type="dxa" w:w="66"/>
+            </w:tcMar>
+          </w:tcPr>
+          <w:p>
+            <w:r>
+              <w:rPr>
+                <w:sz w:val="14"/>
+                <w:szCs w:val="14"/>
+              </w:rPr>
+              <w:t xml:space="preserve">E</w:t>
+            </w:r>
+          </w:p>
+        </w:tc>
+      </w:tr>
+      <w:tr>
+        <w:tc>
+          <w:tcPr>
+            <w:shd w:fill="F5F7FC" w:val="clear"/>
+            <w:tcMar>
+              <w:top w:type="dxa" w:w="6"/>
+              <w:left w:type="dxa" w:w="66"/>
+              <w:bottom w:type="dxa" w:w="6"/>
+              <w:right w:type="dxa" w:w="66"/>
+            </w:tcMar>
+          </w:tcPr>
+          <w:p>
+            <w:r>
+              <w:rPr>
+                <w:b/>
+                <w:bCs/>
+                <w:sz w:val="14"/>
+                <w:szCs w:val="14"/>
+              </w:rPr>
+              <w:t xml:space="preserve">14</w:t>
+            </w:r>
+          </w:p>
+        </w:tc>
+        <w:tc>
+          <w:tcPr>
+            <w:tcMar>
+              <w:top w:type="dxa" w:w="6"/>
+              <w:left w:type="dxa" w:w="66"/>
+              <w:bottom w:type="dxa" w:w="6"/>
+              <w:right w:type="dxa" w:w="66"/>
+            </w:tcMar>
+          </w:tcPr>
+          <w:p>
+            <w:r>
+              <w:rPr>
+                <w:sz w:val="14"/>
+                <w:szCs w:val="14"/>
+              </w:rPr>
+              <w:t xml:space="preserve">True</w:t>
+            </w:r>
+          </w:p>
+        </w:tc>
+        <w:tc>
+          <w:tcPr>
+            <w:shd w:fill="F5F7FC" w:val="clear"/>
+            <w:tcMar>
+              <w:top w:type="dxa" w:w="6"/>
+              <w:left w:type="dxa" w:w="66"/>
+              <w:bottom w:type="dxa" w:w="6"/>
+              <w:right w:type="dxa" w:w="66"/>
+            </w:tcMar>
+          </w:tcPr>
+          <w:p>
+            <w:r>
+              <w:rPr>
+                <w:b/>
+                <w:bCs/>
+                <w:sz w:val="14"/>
+                <w:szCs w:val="14"/>
+              </w:rPr>
+              <w:t xml:space="preserve">28</w:t>
+            </w:r>
+          </w:p>
+        </w:tc>
+        <w:tc>
+          <w:tcPr>
+            <w:tcMar>
+              <w:top w:type="dxa" w:w="6"/>
+              <w:left w:type="dxa" w:w="66"/>
+              <w:bottom w:type="dxa" w:w="6"/>
+              <w:right w:type="dxa" w:w="66"/>
+            </w:tcMar>
+          </w:tcPr>
+          <w:p>
+            <w:r>
+              <w:rPr>
+                <w:sz w:val="14"/>
+                <w:szCs w:val="14"/>
+              </w:rPr>
+              <w:t xml:space="preserve">A</w:t>
+            </w:r>
+          </w:p>
+        </w:tc>
+        <w:tc>
+          <w:tcPr>
+            <w:shd w:fill="F5F7FC" w:val="clear"/>
+            <w:tcMar>
+              <w:top w:type="dxa" w:w="6"/>
+              <w:left w:type="dxa" w:w="66"/>
+              <w:bottom w:type="dxa" w:w="6"/>
+              <w:right w:type="dxa" w:w="66"/>
+            </w:tcMar>
+          </w:tcPr>
+          <w:p>
+            <w:r>
+              <w:rPr>
+                <w:b/>
+                <w:bCs/>
+                <w:sz w:val="14"/>
+                <w:szCs w:val="14"/>
+              </w:rPr>
+              <w:t xml:space="preserve">42</w:t>
+            </w:r>
+          </w:p>
+        </w:tc>
+        <w:tc>
+          <w:tcPr>
+            <w:tcMar>
+              <w:top w:type="dxa" w:w="6"/>
+              <w:left w:type="dxa" w:w="66"/>
+              <w:bottom w:type="dxa" w:w="6"/>
+              <w:right w:type="dxa" w:w="66"/>
+            </w:tcMar>
+          </w:tcPr>
+          <w:p>
+            <w:r>
+              <w:rPr>
+                <w:sz w:val="14"/>
+                <w:szCs w:val="14"/>
+              </w:rPr>
+              <w:t xml:space="preserve">A</w:t>
             </w:r>
           </w:p>
         </w:tc>
@@ -5057,14 +6432,14 @@
           <w:sz w:val="15"/>
           <w:szCs w:val="15"/>
         </w:rPr>
-        <w:t xml:space="preserve">9   </w:t>
-      </w:r>
-      <w:r>
-        <w:rPr>
-          <w:sz w:val="15"/>
-          <w:szCs w:val="15"/>
-        </w:rPr>
-        <w:t xml:space="preserve">section 6.3</w:t>
+        <w:t xml:space="preserve">1   </w:t>
+      </w:r>
+      <w:r>
+        <w:rPr>
+          <w:sz w:val="15"/>
+          <w:szCs w:val="15"/>
+        </w:rPr>
+        <w:t xml:space="preserve">All three sale conditions are met; recourse adds a liability to the sale.</w:t>
       </w:r>
     </w:p>
     <w:p>
@@ -5080,14 +6455,14 @@
           <w:sz w:val="15"/>
           <w:szCs w:val="15"/>
         </w:rPr>
-        <w:t xml:space="preserve">10   </w:t>
-      </w:r>
-      <w:r>
-        <w:rPr>
-          <w:sz w:val="15"/>
-          <w:szCs w:val="15"/>
-        </w:rPr>
-        <w:t xml:space="preserve">section 6.3</w:t>
+        <w:t xml:space="preserve">2   </w:t>
+      </w:r>
+      <w:r>
+        <w:rPr>
+          <w:sz w:val="15"/>
+          <w:szCs w:val="15"/>
+        </w:rPr>
+        <w:t xml:space="preserve">Carrying amount − (cash + due from factor − recourse liability).</w:t>
       </w:r>
     </w:p>
     <w:p>
@@ -5103,14 +6478,14 @@
           <w:sz w:val="15"/>
           <w:szCs w:val="15"/>
         </w:rPr>
-        <w:t xml:space="preserve">11   </w:t>
-      </w:r>
-      <w:r>
-        <w:rPr>
-          <w:sz w:val="15"/>
-          <w:szCs w:val="15"/>
-        </w:rPr>
-        <w:t xml:space="preserve">section 6.3</w:t>
+        <w:t xml:space="preserve">3   </w:t>
+      </w:r>
+      <w:r>
+        <w:rPr>
+          <w:sz w:val="15"/>
+          <w:szCs w:val="15"/>
+        </w:rPr>
+        <w:t xml:space="preserve">In a borrowing, the receivables stay (pledged) and the cash received is a liability.</w:t>
       </w:r>
     </w:p>
     <w:p>
@@ -5126,14 +6501,14 @@
           <w:sz w:val="15"/>
           <w:szCs w:val="15"/>
         </w:rPr>
-        <w:t xml:space="preserve">12   </w:t>
-      </w:r>
-      <w:r>
-        <w:rPr>
-          <w:sz w:val="15"/>
-          <w:szCs w:val="15"/>
-        </w:rPr>
-        <w:t xml:space="preserve">section 6.3</w:t>
+        <w:t xml:space="preserve">4   </w:t>
+      </w:r>
+      <w:r>
+        <w:rPr>
+          <w:sz w:val="15"/>
+          <w:szCs w:val="15"/>
+        </w:rPr>
+        <w:t xml:space="preserve">Pledging is not a transfer; only a note disclosure is needed.</w:t>
       </w:r>
     </w:p>
     <w:p>
@@ -5149,14 +6524,14 @@
           <w:sz w:val="15"/>
           <w:szCs w:val="15"/>
         </w:rPr>
-        <w:t xml:space="preserve">17   </w:t>
-      </w:r>
-      <w:r>
-        <w:rPr>
-          <w:sz w:val="15"/>
-          <w:szCs w:val="15"/>
-        </w:rPr>
-        <w:t xml:space="preserve">All three sale conditions are met; recourse adds a liability to the sale.</w:t>
+        <w:t xml:space="preserve">5   </w:t>
+      </w:r>
+      <w:r>
+        <w:rPr>
+          <w:sz w:val="15"/>
+          <w:szCs w:val="15"/>
+        </w:rPr>
+        <w:t xml:space="preserve">The simplified approach requires lifetime expected losses for these receivables.</w:t>
       </w:r>
     </w:p>
     <w:p>
@@ -5172,14 +6547,14 @@
           <w:sz w:val="15"/>
           <w:szCs w:val="15"/>
         </w:rPr>
-        <w:t xml:space="preserve">18   </w:t>
-      </w:r>
-      <w:r>
-        <w:rPr>
-          <w:sz w:val="15"/>
-          <w:szCs w:val="15"/>
-        </w:rPr>
-        <w:t xml:space="preserve">Carrying amount − (cash + due from factor − recourse liability).</w:t>
+        <w:t xml:space="preserve">6   </w:t>
+      </w:r>
+      <w:r>
+        <w:rPr>
+          <w:sz w:val="15"/>
+          <w:szCs w:val="15"/>
+        </w:rPr>
+        <w:t xml:space="preserve">IFRS 9 focuses on risks and rewards; substantial recourse often keeps the risk with the seller.</w:t>
       </w:r>
     </w:p>
     <w:p>
@@ -5195,14 +6570,14 @@
           <w:sz w:val="15"/>
           <w:szCs w:val="15"/>
         </w:rPr>
-        <w:t xml:space="preserve">19   </w:t>
-      </w:r>
-      <w:r>
-        <w:rPr>
-          <w:sz w:val="15"/>
-          <w:szCs w:val="15"/>
-        </w:rPr>
-        <w:t xml:space="preserve">In a borrowing, the receivables stay (pledged) and the cash received is a liability.</w:t>
+        <w:t xml:space="preserve">7   </w:t>
+      </w:r>
+      <w:r>
+        <w:rPr>
+          <w:sz w:val="15"/>
+          <w:szCs w:val="15"/>
+        </w:rPr>
+        <w:t xml:space="preserve">It reduces receivables to the amount expected to be collected.</w:t>
       </w:r>
     </w:p>
     <w:p>
@@ -5218,14 +6593,14 @@
           <w:sz w:val="15"/>
           <w:szCs w:val="15"/>
         </w:rPr>
-        <w:t xml:space="preserve">20   </w:t>
-      </w:r>
-      <w:r>
-        <w:rPr>
-          <w:sz w:val="15"/>
-          <w:szCs w:val="15"/>
-        </w:rPr>
-        <w:t xml:space="preserve">Pledging is not a transfer; only a note disclosure is needed.</w:t>
+        <w:t xml:space="preserve">8   </w:t>
+      </w:r>
+      <w:r>
+        <w:rPr>
+          <w:sz w:val="15"/>
+          <w:szCs w:val="15"/>
+        </w:rPr>
+        <w:t xml:space="preserve">The expected loss is matched with the revenue of the same period.</w:t>
       </w:r>
     </w:p>
     <w:p>
@@ -5241,14 +6616,14 @@
           <w:sz w:val="15"/>
           <w:szCs w:val="15"/>
         </w:rPr>
-        <w:t xml:space="preserve">21   </w:t>
-      </w:r>
-      <w:r>
-        <w:rPr>
-          <w:sz w:val="15"/>
-          <w:szCs w:val="15"/>
-        </w:rPr>
-        <w:t xml:space="preserve">The simplified approach requires lifetime expected losses for these receivables.</w:t>
+        <w:t xml:space="preserve">9   </w:t>
+      </w:r>
+      <w:r>
+        <w:rPr>
+          <w:sz w:val="15"/>
+          <w:szCs w:val="15"/>
+        </w:rPr>
+        <w:t xml:space="preserve">That is the direct write-off method.</w:t>
       </w:r>
     </w:p>
     <w:p>
@@ -5264,14 +6639,14 @@
           <w:sz w:val="15"/>
           <w:szCs w:val="15"/>
         </w:rPr>
-        <w:t xml:space="preserve">22   </w:t>
-      </w:r>
-      <w:r>
-        <w:rPr>
-          <w:sz w:val="15"/>
-          <w:szCs w:val="15"/>
-        </w:rPr>
-        <w:t xml:space="preserve">IFRS 9 focuses on risks and rewards; substantial recourse often keeps the risk with the seller.</w:t>
+        <w:t xml:space="preserve">10   </w:t>
+      </w:r>
+      <w:r>
+        <w:rPr>
+          <w:sz w:val="15"/>
+          <w:szCs w:val="15"/>
+        </w:rPr>
+        <w:t xml:space="preserve">It still uses an allowance; the direct method does not.</w:t>
       </w:r>
     </w:p>
     <w:p>
@@ -5287,37 +6662,14 @@
           <w:sz w:val="15"/>
           <w:szCs w:val="15"/>
         </w:rPr>
-        <w:t xml:space="preserve">23   </w:t>
-      </w:r>
-      <w:r>
-        <w:rPr>
-          <w:sz w:val="15"/>
-          <w:szCs w:val="15"/>
-        </w:rPr>
-        <w:t xml:space="preserve">It reduces receivables to the amount expected to be collected.</w:t>
-      </w:r>
-    </w:p>
-    <w:p>
-      <w:pPr>
-        <w:ind w:left="300" w:hanging="300"/>
-        <w:spacing w:after="25"/>
-      </w:pPr>
-      <w:r>
-        <w:rPr>
-          <w:b/>
-          <w:bCs/>
-          <w:color w:val="1F7A6A"/>
-          <w:sz w:val="15"/>
-          <w:szCs w:val="15"/>
-        </w:rPr>
-        <w:t xml:space="preserve">24   </w:t>
-      </w:r>
-      <w:r>
-        <w:rPr>
-          <w:sz w:val="15"/>
-          <w:szCs w:val="15"/>
-        </w:rPr>
-        <w:t xml:space="preserve">The expected loss is matched with the revenue of the same period.</w:t>
+        <w:t xml:space="preserve">21   </w:t>
+      </w:r>
+      <w:r>
+        <w:rPr>
+          <w:sz w:val="15"/>
+          <w:szCs w:val="15"/>
+        </w:rPr>
+        <w:t xml:space="preserve">The sum of each group's amount × its expected loss rate.</w:t>
       </w:r>
     </w:p>
     <w:p/>
@@ -5332,1797 +6684,8 @@
         </w:sectPr>
       </w:pPr>
     </w:p>
-    <w:p>
-      <w:pPr>
-        <w:spacing w:after="20" w:before="60"/>
-      </w:pPr>
-      <w:r>
-        <w:rPr>
-          <w:b/>
-          <w:bCs/>
-          <w:color w:val="353A7C"/>
-          <w:sz w:val="40"/>
-          <w:szCs w:val="40"/>
-        </w:rPr>
-        <w:t xml:space="preserve">Handout 6.4 · Answer Key</w:t>
-      </w:r>
-    </w:p>
-    <w:p>
-      <w:pPr>
-        <w:spacing w:after="130"/>
-      </w:pPr>
-      <w:r>
-        <w:rPr>
-          <w:color w:val="6B7280"/>
-          <w:sz w:val="20"/>
-          <w:szCs w:val="20"/>
-        </w:rPr>
-        <w:t xml:space="preserve">The terms and the contrasts · Receivables: Credit Losses and Transfers · 34 items · keep this sheet separate from the handout</w:t>
-      </w:r>
-    </w:p>
-    <w:tbl>
-      <w:tblPr>
-        <w:tblW w:type="pct" w:w="100%"/>
-        <w:tblBorders>
-          <w:top w:val="single" w:color="DFE3EE" w:sz="4"/>
-          <w:left w:val="single" w:color="DFE3EE" w:sz="4"/>
-          <w:bottom w:val="single" w:color="DFE3EE" w:sz="4"/>
-          <w:right w:val="single" w:color="DFE3EE" w:sz="4"/>
-          <w:insideH w:val="single" w:color="DFE3EE" w:sz="4"/>
-          <w:insideV w:val="single" w:color="DFE3EE" w:sz="4"/>
-        </w:tblBorders>
-      </w:tblPr>
-      <w:tblGrid>
-        <w:gridCol w:w="5"/>
-        <w:gridCol w:w="28"/>
-        <w:gridCol w:w="5"/>
-        <w:gridCol w:w="28"/>
-        <w:gridCol w:w="5"/>
-        <w:gridCol w:w="29"/>
-      </w:tblGrid>
-      <w:tr>
-        <w:tc>
-          <w:tcPr>
-            <w:shd w:fill="2E8B62" w:val="clear"/>
-            <w:tcMar>
-              <w:top w:type="dxa" w:w="10"/>
-              <w:left w:type="dxa" w:w="70"/>
-              <w:bottom w:type="dxa" w:w="10"/>
-              <w:right w:type="dxa" w:w="70"/>
-            </w:tcMar>
-          </w:tcPr>
-          <w:p>
-            <w:r>
-              <w:rPr>
-                <w:b/>
-                <w:bCs/>
-                <w:color w:val="FFFFFF"/>
-                <w:sz w:val="14"/>
-                <w:szCs w:val="14"/>
-              </w:rPr>
-              <w:t xml:space="preserve">#</w:t>
-            </w:r>
-          </w:p>
-        </w:tc>
-        <w:tc>
-          <w:tcPr>
-            <w:shd w:fill="2E8B62" w:val="clear"/>
-            <w:tcMar>
-              <w:top w:type="dxa" w:w="10"/>
-              <w:left w:type="dxa" w:w="70"/>
-              <w:bottom w:type="dxa" w:w="10"/>
-              <w:right w:type="dxa" w:w="70"/>
-            </w:tcMar>
-          </w:tcPr>
-          <w:p>
-            <w:r>
-              <w:rPr>
-                <w:b/>
-                <w:bCs/>
-                <w:color w:val="FFFFFF"/>
-                <w:sz w:val="14"/>
-                <w:szCs w:val="14"/>
-              </w:rPr>
-              <w:t xml:space="preserve">Answer</w:t>
-            </w:r>
-          </w:p>
-        </w:tc>
-        <w:tc>
-          <w:tcPr>
-            <w:shd w:fill="2E8B62" w:val="clear"/>
-            <w:tcMar>
-              <w:top w:type="dxa" w:w="10"/>
-              <w:left w:type="dxa" w:w="70"/>
-              <w:bottom w:type="dxa" w:w="10"/>
-              <w:right w:type="dxa" w:w="70"/>
-            </w:tcMar>
-          </w:tcPr>
-          <w:p>
-            <w:r>
-              <w:rPr>
-                <w:b/>
-                <w:bCs/>
-                <w:color w:val="FFFFFF"/>
-                <w:sz w:val="14"/>
-                <w:szCs w:val="14"/>
-              </w:rPr>
-              <w:t xml:space="preserve">#</w:t>
-            </w:r>
-          </w:p>
-        </w:tc>
-        <w:tc>
-          <w:tcPr>
-            <w:shd w:fill="2E8B62" w:val="clear"/>
-            <w:tcMar>
-              <w:top w:type="dxa" w:w="10"/>
-              <w:left w:type="dxa" w:w="70"/>
-              <w:bottom w:type="dxa" w:w="10"/>
-              <w:right w:type="dxa" w:w="70"/>
-            </w:tcMar>
-          </w:tcPr>
-          <w:p>
-            <w:r>
-              <w:rPr>
-                <w:b/>
-                <w:bCs/>
-                <w:color w:val="FFFFFF"/>
-                <w:sz w:val="14"/>
-                <w:szCs w:val="14"/>
-              </w:rPr>
-              <w:t xml:space="preserve">Answer</w:t>
-            </w:r>
-          </w:p>
-        </w:tc>
-        <w:tc>
-          <w:tcPr>
-            <w:shd w:fill="2E8B62" w:val="clear"/>
-            <w:tcMar>
-              <w:top w:type="dxa" w:w="10"/>
-              <w:left w:type="dxa" w:w="70"/>
-              <w:bottom w:type="dxa" w:w="10"/>
-              <w:right w:type="dxa" w:w="70"/>
-            </w:tcMar>
-          </w:tcPr>
-          <w:p>
-            <w:r>
-              <w:rPr>
-                <w:b/>
-                <w:bCs/>
-                <w:color w:val="FFFFFF"/>
-                <w:sz w:val="14"/>
-                <w:szCs w:val="14"/>
-              </w:rPr>
-              <w:t xml:space="preserve">#</w:t>
-            </w:r>
-          </w:p>
-        </w:tc>
-        <w:tc>
-          <w:tcPr>
-            <w:shd w:fill="2E8B62" w:val="clear"/>
-            <w:tcMar>
-              <w:top w:type="dxa" w:w="10"/>
-              <w:left w:type="dxa" w:w="70"/>
-              <w:bottom w:type="dxa" w:w="10"/>
-              <w:right w:type="dxa" w:w="70"/>
-            </w:tcMar>
-          </w:tcPr>
-          <w:p>
-            <w:r>
-              <w:rPr>
-                <w:b/>
-                <w:bCs/>
-                <w:color w:val="FFFFFF"/>
-                <w:sz w:val="14"/>
-                <w:szCs w:val="14"/>
-              </w:rPr>
-              <w:t xml:space="preserve">Answer</w:t>
-            </w:r>
-          </w:p>
-        </w:tc>
-      </w:tr>
-      <w:tr>
-        <w:tc>
-          <w:tcPr>
-            <w:shd w:fill="F5F7FC" w:val="clear"/>
-            <w:tcMar>
-              <w:top w:type="dxa" w:w="6"/>
-              <w:left w:type="dxa" w:w="66"/>
-              <w:bottom w:type="dxa" w:w="6"/>
-              <w:right w:type="dxa" w:w="66"/>
-            </w:tcMar>
-          </w:tcPr>
-          <w:p>
-            <w:r>
-              <w:rPr>
-                <w:b/>
-                <w:bCs/>
-                <w:sz w:val="14"/>
-                <w:szCs w:val="14"/>
-              </w:rPr>
-              <w:t xml:space="preserve">1</w:t>
-            </w:r>
-          </w:p>
-        </w:tc>
-        <w:tc>
-          <w:tcPr>
-            <w:tcMar>
-              <w:top w:type="dxa" w:w="6"/>
-              <w:left w:type="dxa" w:w="66"/>
-              <w:bottom w:type="dxa" w:w="6"/>
-              <w:right w:type="dxa" w:w="66"/>
-            </w:tcMar>
-          </w:tcPr>
-          <w:p>
-            <w:r>
-              <w:rPr>
-                <w:sz w:val="14"/>
-                <w:szCs w:val="14"/>
-              </w:rPr>
-              <w:t xml:space="preserve">False</w:t>
-            </w:r>
-          </w:p>
-        </w:tc>
-        <w:tc>
-          <w:tcPr>
-            <w:shd w:fill="F5F7FC" w:val="clear"/>
-            <w:tcMar>
-              <w:top w:type="dxa" w:w="6"/>
-              <w:left w:type="dxa" w:w="66"/>
-              <w:bottom w:type="dxa" w:w="6"/>
-              <w:right w:type="dxa" w:w="66"/>
-            </w:tcMar>
-          </w:tcPr>
-          <w:p>
-            <w:r>
-              <w:rPr>
-                <w:b/>
-                <w:bCs/>
-                <w:sz w:val="14"/>
-                <w:szCs w:val="14"/>
-              </w:rPr>
-              <w:t xml:space="preserve">13</w:t>
-            </w:r>
-          </w:p>
-        </w:tc>
-        <w:tc>
-          <w:tcPr>
-            <w:tcMar>
-              <w:top w:type="dxa" w:w="6"/>
-              <w:left w:type="dxa" w:w="66"/>
-              <w:bottom w:type="dxa" w:w="6"/>
-              <w:right w:type="dxa" w:w="66"/>
-            </w:tcMar>
-          </w:tcPr>
-          <w:p>
-            <w:r>
-              <w:rPr>
-                <w:sz w:val="14"/>
-                <w:szCs w:val="14"/>
-              </w:rPr>
-              <w:t xml:space="preserve">(C)</w:t>
-            </w:r>
-          </w:p>
-        </w:tc>
-        <w:tc>
-          <w:tcPr>
-            <w:shd w:fill="F5F7FC" w:val="clear"/>
-            <w:tcMar>
-              <w:top w:type="dxa" w:w="6"/>
-              <w:left w:type="dxa" w:w="66"/>
-              <w:bottom w:type="dxa" w:w="6"/>
-              <w:right w:type="dxa" w:w="66"/>
-            </w:tcMar>
-          </w:tcPr>
-          <w:p>
-            <w:r>
-              <w:rPr>
-                <w:b/>
-                <w:bCs/>
-                <w:sz w:val="14"/>
-                <w:szCs w:val="14"/>
-              </w:rPr>
-              <w:t xml:space="preserve">25</w:t>
-            </w:r>
-          </w:p>
-        </w:tc>
-        <w:tc>
-          <w:tcPr>
-            <w:tcMar>
-              <w:top w:type="dxa" w:w="6"/>
-              <w:left w:type="dxa" w:w="66"/>
-              <w:bottom w:type="dxa" w:w="6"/>
-              <w:right w:type="dxa" w:w="66"/>
-            </w:tcMar>
-          </w:tcPr>
-          <w:p>
-            <w:r>
-              <w:rPr>
-                <w:sz w:val="14"/>
-                <w:szCs w:val="14"/>
-              </w:rPr>
-              <w:t xml:space="preserve">H</w:t>
-            </w:r>
-          </w:p>
-        </w:tc>
-      </w:tr>
-      <w:tr>
-        <w:tc>
-          <w:tcPr>
-            <w:shd w:fill="F5F7FC" w:val="clear"/>
-            <w:tcMar>
-              <w:top w:type="dxa" w:w="6"/>
-              <w:left w:type="dxa" w:w="66"/>
-              <w:bottom w:type="dxa" w:w="6"/>
-              <w:right w:type="dxa" w:w="66"/>
-            </w:tcMar>
-          </w:tcPr>
-          <w:p>
-            <w:r>
-              <w:rPr>
-                <w:b/>
-                <w:bCs/>
-                <w:sz w:val="14"/>
-                <w:szCs w:val="14"/>
-              </w:rPr>
-              <w:t xml:space="preserve">2</w:t>
-            </w:r>
-          </w:p>
-        </w:tc>
-        <w:tc>
-          <w:tcPr>
-            <w:tcMar>
-              <w:top w:type="dxa" w:w="6"/>
-              <w:left w:type="dxa" w:w="66"/>
-              <w:bottom w:type="dxa" w:w="6"/>
-              <w:right w:type="dxa" w:w="66"/>
-            </w:tcMar>
-          </w:tcPr>
-          <w:p>
-            <w:r>
-              <w:rPr>
-                <w:sz w:val="14"/>
-                <w:szCs w:val="14"/>
-              </w:rPr>
-              <w:t xml:space="preserve">False</w:t>
-            </w:r>
-          </w:p>
-        </w:tc>
-        <w:tc>
-          <w:tcPr>
-            <w:shd w:fill="F5F7FC" w:val="clear"/>
-            <w:tcMar>
-              <w:top w:type="dxa" w:w="6"/>
-              <w:left w:type="dxa" w:w="66"/>
-              <w:bottom w:type="dxa" w:w="6"/>
-              <w:right w:type="dxa" w:w="66"/>
-            </w:tcMar>
-          </w:tcPr>
-          <w:p>
-            <w:r>
-              <w:rPr>
-                <w:b/>
-                <w:bCs/>
-                <w:sz w:val="14"/>
-                <w:szCs w:val="14"/>
-              </w:rPr>
-              <w:t xml:space="preserve">14</w:t>
-            </w:r>
-          </w:p>
-        </w:tc>
-        <w:tc>
-          <w:tcPr>
-            <w:tcMar>
-              <w:top w:type="dxa" w:w="6"/>
-              <w:left w:type="dxa" w:w="66"/>
-              <w:bottom w:type="dxa" w:w="6"/>
-              <w:right w:type="dxa" w:w="66"/>
-            </w:tcMar>
-          </w:tcPr>
-          <w:p>
-            <w:r>
-              <w:rPr>
-                <w:sz w:val="14"/>
-                <w:szCs w:val="14"/>
-              </w:rPr>
-              <w:t xml:space="preserve">E</w:t>
-            </w:r>
-          </w:p>
-        </w:tc>
-        <w:tc>
-          <w:tcPr>
-            <w:shd w:fill="F5F7FC" w:val="clear"/>
-            <w:tcMar>
-              <w:top w:type="dxa" w:w="6"/>
-              <w:left w:type="dxa" w:w="66"/>
-              <w:bottom w:type="dxa" w:w="6"/>
-              <w:right w:type="dxa" w:w="66"/>
-            </w:tcMar>
-          </w:tcPr>
-          <w:p>
-            <w:r>
-              <w:rPr>
-                <w:b/>
-                <w:bCs/>
-                <w:sz w:val="14"/>
-                <w:szCs w:val="14"/>
-              </w:rPr>
-              <w:t xml:space="preserve">26</w:t>
-            </w:r>
-          </w:p>
-        </w:tc>
-        <w:tc>
-          <w:tcPr>
-            <w:tcMar>
-              <w:top w:type="dxa" w:w="6"/>
-              <w:left w:type="dxa" w:w="66"/>
-              <w:bottom w:type="dxa" w:w="6"/>
-              <w:right w:type="dxa" w:w="66"/>
-            </w:tcMar>
-          </w:tcPr>
-          <w:p>
-            <w:r>
-              <w:rPr>
-                <w:sz w:val="14"/>
-                <w:szCs w:val="14"/>
-              </w:rPr>
-              <w:t xml:space="preserve">D</w:t>
-            </w:r>
-          </w:p>
-        </w:tc>
-      </w:tr>
-      <w:tr>
-        <w:tc>
-          <w:tcPr>
-            <w:shd w:fill="F5F7FC" w:val="clear"/>
-            <w:tcMar>
-              <w:top w:type="dxa" w:w="6"/>
-              <w:left w:type="dxa" w:w="66"/>
-              <w:bottom w:type="dxa" w:w="6"/>
-              <w:right w:type="dxa" w:w="66"/>
-            </w:tcMar>
-          </w:tcPr>
-          <w:p>
-            <w:r>
-              <w:rPr>
-                <w:b/>
-                <w:bCs/>
-                <w:sz w:val="14"/>
-                <w:szCs w:val="14"/>
-              </w:rPr>
-              <w:t xml:space="preserve">3</w:t>
-            </w:r>
-          </w:p>
-        </w:tc>
-        <w:tc>
-          <w:tcPr>
-            <w:tcMar>
-              <w:top w:type="dxa" w:w="6"/>
-              <w:left w:type="dxa" w:w="66"/>
-              <w:bottom w:type="dxa" w:w="6"/>
-              <w:right w:type="dxa" w:w="66"/>
-            </w:tcMar>
-          </w:tcPr>
-          <w:p>
-            <w:r>
-              <w:rPr>
-                <w:sz w:val="14"/>
-                <w:szCs w:val="14"/>
-              </w:rPr>
-              <w:t xml:space="preserve">True</w:t>
-            </w:r>
-          </w:p>
-        </w:tc>
-        <w:tc>
-          <w:tcPr>
-            <w:shd w:fill="F5F7FC" w:val="clear"/>
-            <w:tcMar>
-              <w:top w:type="dxa" w:w="6"/>
-              <w:left w:type="dxa" w:w="66"/>
-              <w:bottom w:type="dxa" w:w="6"/>
-              <w:right w:type="dxa" w:w="66"/>
-            </w:tcMar>
-          </w:tcPr>
-          <w:p>
-            <w:r>
-              <w:rPr>
-                <w:b/>
-                <w:bCs/>
-                <w:sz w:val="14"/>
-                <w:szCs w:val="14"/>
-              </w:rPr>
-              <w:t xml:space="preserve">15</w:t>
-            </w:r>
-          </w:p>
-        </w:tc>
-        <w:tc>
-          <w:tcPr>
-            <w:tcMar>
-              <w:top w:type="dxa" w:w="6"/>
-              <w:left w:type="dxa" w:w="66"/>
-              <w:bottom w:type="dxa" w:w="6"/>
-              <w:right w:type="dxa" w:w="66"/>
-            </w:tcMar>
-          </w:tcPr>
-          <w:p>
-            <w:r>
-              <w:rPr>
-                <w:sz w:val="14"/>
-                <w:szCs w:val="14"/>
-              </w:rPr>
-              <w:t xml:space="preserve">G</w:t>
-            </w:r>
-          </w:p>
-        </w:tc>
-        <w:tc>
-          <w:tcPr>
-            <w:shd w:fill="F5F7FC" w:val="clear"/>
-            <w:tcMar>
-              <w:top w:type="dxa" w:w="6"/>
-              <w:left w:type="dxa" w:w="66"/>
-              <w:bottom w:type="dxa" w:w="6"/>
-              <w:right w:type="dxa" w:w="66"/>
-            </w:tcMar>
-          </w:tcPr>
-          <w:p>
-            <w:r>
-              <w:rPr>
-                <w:b/>
-                <w:bCs/>
-                <w:sz w:val="14"/>
-                <w:szCs w:val="14"/>
-              </w:rPr>
-              <w:t xml:space="preserve">27</w:t>
-            </w:r>
-          </w:p>
-        </w:tc>
-        <w:tc>
-          <w:tcPr>
-            <w:tcMar>
-              <w:top w:type="dxa" w:w="6"/>
-              <w:left w:type="dxa" w:w="66"/>
-              <w:bottom w:type="dxa" w:w="6"/>
-              <w:right w:type="dxa" w:w="66"/>
-            </w:tcMar>
-          </w:tcPr>
-          <w:p>
-            <w:r>
-              <w:rPr>
-                <w:sz w:val="14"/>
-                <w:szCs w:val="14"/>
-              </w:rPr>
-              <w:t xml:space="preserve">A</w:t>
-            </w:r>
-          </w:p>
-        </w:tc>
-      </w:tr>
-      <w:tr>
-        <w:tc>
-          <w:tcPr>
-            <w:shd w:fill="F5F7FC" w:val="clear"/>
-            <w:tcMar>
-              <w:top w:type="dxa" w:w="6"/>
-              <w:left w:type="dxa" w:w="66"/>
-              <w:bottom w:type="dxa" w:w="6"/>
-              <w:right w:type="dxa" w:w="66"/>
-            </w:tcMar>
-          </w:tcPr>
-          <w:p>
-            <w:r>
-              <w:rPr>
-                <w:b/>
-                <w:bCs/>
-                <w:sz w:val="14"/>
-                <w:szCs w:val="14"/>
-              </w:rPr>
-              <w:t xml:space="preserve">4</w:t>
-            </w:r>
-          </w:p>
-        </w:tc>
-        <w:tc>
-          <w:tcPr>
-            <w:tcMar>
-              <w:top w:type="dxa" w:w="6"/>
-              <w:left w:type="dxa" w:w="66"/>
-              <w:bottom w:type="dxa" w:w="6"/>
-              <w:right w:type="dxa" w:w="66"/>
-            </w:tcMar>
-          </w:tcPr>
-          <w:p>
-            <w:r>
-              <w:rPr>
-                <w:sz w:val="14"/>
-                <w:szCs w:val="14"/>
-              </w:rPr>
-              <w:t xml:space="preserve">True</w:t>
-            </w:r>
-          </w:p>
-        </w:tc>
-        <w:tc>
-          <w:tcPr>
-            <w:shd w:fill="F5F7FC" w:val="clear"/>
-            <w:tcMar>
-              <w:top w:type="dxa" w:w="6"/>
-              <w:left w:type="dxa" w:w="66"/>
-              <w:bottom w:type="dxa" w:w="6"/>
-              <w:right w:type="dxa" w:w="66"/>
-            </w:tcMar>
-          </w:tcPr>
-          <w:p>
-            <w:r>
-              <w:rPr>
-                <w:b/>
-                <w:bCs/>
-                <w:sz w:val="14"/>
-                <w:szCs w:val="14"/>
-              </w:rPr>
-              <w:t xml:space="preserve">16</w:t>
-            </w:r>
-          </w:p>
-        </w:tc>
-        <w:tc>
-          <w:tcPr>
-            <w:tcMar>
-              <w:top w:type="dxa" w:w="6"/>
-              <w:left w:type="dxa" w:w="66"/>
-              <w:bottom w:type="dxa" w:w="6"/>
-              <w:right w:type="dxa" w:w="66"/>
-            </w:tcMar>
-          </w:tcPr>
-          <w:p>
-            <w:r>
-              <w:rPr>
-                <w:sz w:val="14"/>
-                <w:szCs w:val="14"/>
-              </w:rPr>
-              <w:t xml:space="preserve">C</w:t>
-            </w:r>
-          </w:p>
-        </w:tc>
-        <w:tc>
-          <w:tcPr>
-            <w:shd w:fill="F5F7FC" w:val="clear"/>
-            <w:tcMar>
-              <w:top w:type="dxa" w:w="6"/>
-              <w:left w:type="dxa" w:w="66"/>
-              <w:bottom w:type="dxa" w:w="6"/>
-              <w:right w:type="dxa" w:w="66"/>
-            </w:tcMar>
-          </w:tcPr>
-          <w:p>
-            <w:r>
-              <w:rPr>
-                <w:b/>
-                <w:bCs/>
-                <w:sz w:val="14"/>
-                <w:szCs w:val="14"/>
-              </w:rPr>
-              <w:t xml:space="preserve">28</w:t>
-            </w:r>
-          </w:p>
-        </w:tc>
-        <w:tc>
-          <w:tcPr>
-            <w:tcMar>
-              <w:top w:type="dxa" w:w="6"/>
-              <w:left w:type="dxa" w:w="66"/>
-              <w:bottom w:type="dxa" w:w="6"/>
-              <w:right w:type="dxa" w:w="66"/>
-            </w:tcMar>
-          </w:tcPr>
-          <w:p>
-            <w:r>
-              <w:rPr>
-                <w:sz w:val="14"/>
-                <w:szCs w:val="14"/>
-              </w:rPr>
-              <w:t xml:space="preserve">C</w:t>
-            </w:r>
-          </w:p>
-        </w:tc>
-      </w:tr>
-      <w:tr>
-        <w:tc>
-          <w:tcPr>
-            <w:shd w:fill="F5F7FC" w:val="clear"/>
-            <w:tcMar>
-              <w:top w:type="dxa" w:w="6"/>
-              <w:left w:type="dxa" w:w="66"/>
-              <w:bottom w:type="dxa" w:w="6"/>
-              <w:right w:type="dxa" w:w="66"/>
-            </w:tcMar>
-          </w:tcPr>
-          <w:p>
-            <w:r>
-              <w:rPr>
-                <w:b/>
-                <w:bCs/>
-                <w:sz w:val="14"/>
-                <w:szCs w:val="14"/>
-              </w:rPr>
-              <w:t xml:space="preserve">5</w:t>
-            </w:r>
-          </w:p>
-        </w:tc>
-        <w:tc>
-          <w:tcPr>
-            <w:tcMar>
-              <w:top w:type="dxa" w:w="6"/>
-              <w:left w:type="dxa" w:w="66"/>
-              <w:bottom w:type="dxa" w:w="6"/>
-              <w:right w:type="dxa" w:w="66"/>
-            </w:tcMar>
-          </w:tcPr>
-          <w:p>
-            <w:r>
-              <w:rPr>
-                <w:sz w:val="14"/>
-                <w:szCs w:val="14"/>
-              </w:rPr>
-              <w:t xml:space="preserve">True</w:t>
-            </w:r>
-          </w:p>
-        </w:tc>
-        <w:tc>
-          <w:tcPr>
-            <w:shd w:fill="F5F7FC" w:val="clear"/>
-            <w:tcMar>
-              <w:top w:type="dxa" w:w="6"/>
-              <w:left w:type="dxa" w:w="66"/>
-              <w:bottom w:type="dxa" w:w="6"/>
-              <w:right w:type="dxa" w:w="66"/>
-            </w:tcMar>
-          </w:tcPr>
-          <w:p>
-            <w:r>
-              <w:rPr>
-                <w:b/>
-                <w:bCs/>
-                <w:sz w:val="14"/>
-                <w:szCs w:val="14"/>
-              </w:rPr>
-              <w:t xml:space="preserve">17</w:t>
-            </w:r>
-          </w:p>
-        </w:tc>
-        <w:tc>
-          <w:tcPr>
-            <w:tcMar>
-              <w:top w:type="dxa" w:w="6"/>
-              <w:left w:type="dxa" w:w="66"/>
-              <w:bottom w:type="dxa" w:w="6"/>
-              <w:right w:type="dxa" w:w="66"/>
-            </w:tcMar>
-          </w:tcPr>
-          <w:p>
-            <w:r>
-              <w:rPr>
-                <w:sz w:val="14"/>
-                <w:szCs w:val="14"/>
-              </w:rPr>
-              <w:t xml:space="preserve">F</w:t>
-            </w:r>
-          </w:p>
-        </w:tc>
-        <w:tc>
-          <w:tcPr>
-            <w:shd w:fill="F5F7FC" w:val="clear"/>
-            <w:tcMar>
-              <w:top w:type="dxa" w:w="6"/>
-              <w:left w:type="dxa" w:w="66"/>
-              <w:bottom w:type="dxa" w:w="6"/>
-              <w:right w:type="dxa" w:w="66"/>
-            </w:tcMar>
-          </w:tcPr>
-          <w:p>
-            <w:r>
-              <w:rPr>
-                <w:b/>
-                <w:bCs/>
-                <w:sz w:val="14"/>
-                <w:szCs w:val="14"/>
-              </w:rPr>
-              <w:t xml:space="preserve">29</w:t>
-            </w:r>
-          </w:p>
-        </w:tc>
-        <w:tc>
-          <w:tcPr>
-            <w:tcMar>
-              <w:top w:type="dxa" w:w="6"/>
-              <w:left w:type="dxa" w:w="66"/>
-              <w:bottom w:type="dxa" w:w="6"/>
-              <w:right w:type="dxa" w:w="66"/>
-            </w:tcMar>
-          </w:tcPr>
-          <w:p>
-            <w:r>
-              <w:rPr>
-                <w:sz w:val="14"/>
-                <w:szCs w:val="14"/>
-              </w:rPr>
-              <w:t xml:space="preserve">F</w:t>
-            </w:r>
-          </w:p>
-        </w:tc>
-      </w:tr>
-      <w:tr>
-        <w:tc>
-          <w:tcPr>
-            <w:shd w:fill="F5F7FC" w:val="clear"/>
-            <w:tcMar>
-              <w:top w:type="dxa" w:w="6"/>
-              <w:left w:type="dxa" w:w="66"/>
-              <w:bottom w:type="dxa" w:w="6"/>
-              <w:right w:type="dxa" w:w="66"/>
-            </w:tcMar>
-          </w:tcPr>
-          <w:p>
-            <w:r>
-              <w:rPr>
-                <w:b/>
-                <w:bCs/>
-                <w:sz w:val="14"/>
-                <w:szCs w:val="14"/>
-              </w:rPr>
-              <w:t xml:space="preserve">6</w:t>
-            </w:r>
-          </w:p>
-        </w:tc>
-        <w:tc>
-          <w:tcPr>
-            <w:tcMar>
-              <w:top w:type="dxa" w:w="6"/>
-              <w:left w:type="dxa" w:w="66"/>
-              <w:bottom w:type="dxa" w:w="6"/>
-              <w:right w:type="dxa" w:w="66"/>
-            </w:tcMar>
-          </w:tcPr>
-          <w:p>
-            <w:r>
-              <w:rPr>
-                <w:sz w:val="14"/>
-                <w:szCs w:val="14"/>
-              </w:rPr>
-              <w:t xml:space="preserve">True</w:t>
-            </w:r>
-          </w:p>
-        </w:tc>
-        <w:tc>
-          <w:tcPr>
-            <w:shd w:fill="F5F7FC" w:val="clear"/>
-            <w:tcMar>
-              <w:top w:type="dxa" w:w="6"/>
-              <w:left w:type="dxa" w:w="66"/>
-              <w:bottom w:type="dxa" w:w="6"/>
-              <w:right w:type="dxa" w:w="66"/>
-            </w:tcMar>
-          </w:tcPr>
-          <w:p>
-            <w:r>
-              <w:rPr>
-                <w:b/>
-                <w:bCs/>
-                <w:sz w:val="14"/>
-                <w:szCs w:val="14"/>
-              </w:rPr>
-              <w:t xml:space="preserve">18</w:t>
-            </w:r>
-          </w:p>
-        </w:tc>
-        <w:tc>
-          <w:tcPr>
-            <w:tcMar>
-              <w:top w:type="dxa" w:w="6"/>
-              <w:left w:type="dxa" w:w="66"/>
-              <w:bottom w:type="dxa" w:w="6"/>
-              <w:right w:type="dxa" w:w="66"/>
-            </w:tcMar>
-          </w:tcPr>
-          <w:p>
-            <w:r>
-              <w:rPr>
-                <w:sz w:val="14"/>
-                <w:szCs w:val="14"/>
-              </w:rPr>
-              <w:t xml:space="preserve">D</w:t>
-            </w:r>
-          </w:p>
-        </w:tc>
-        <w:tc>
-          <w:tcPr>
-            <w:shd w:fill="F5F7FC" w:val="clear"/>
-            <w:tcMar>
-              <w:top w:type="dxa" w:w="6"/>
-              <w:left w:type="dxa" w:w="66"/>
-              <w:bottom w:type="dxa" w:w="6"/>
-              <w:right w:type="dxa" w:w="66"/>
-            </w:tcMar>
-          </w:tcPr>
-          <w:p>
-            <w:r>
-              <w:rPr>
-                <w:b/>
-                <w:bCs/>
-                <w:sz w:val="14"/>
-                <w:szCs w:val="14"/>
-              </w:rPr>
-              <w:t xml:space="preserve">30</w:t>
-            </w:r>
-          </w:p>
-        </w:tc>
-        <w:tc>
-          <w:tcPr>
-            <w:tcMar>
-              <w:top w:type="dxa" w:w="6"/>
-              <w:left w:type="dxa" w:w="66"/>
-              <w:bottom w:type="dxa" w:w="6"/>
-              <w:right w:type="dxa" w:w="66"/>
-            </w:tcMar>
-          </w:tcPr>
-          <w:p>
-            <w:r>
-              <w:rPr>
-                <w:sz w:val="14"/>
-                <w:szCs w:val="14"/>
-              </w:rPr>
-              <w:t xml:space="preserve">B</w:t>
-            </w:r>
-          </w:p>
-        </w:tc>
-      </w:tr>
-      <w:tr>
-        <w:tc>
-          <w:tcPr>
-            <w:shd w:fill="F5F7FC" w:val="clear"/>
-            <w:tcMar>
-              <w:top w:type="dxa" w:w="6"/>
-              <w:left w:type="dxa" w:w="66"/>
-              <w:bottom w:type="dxa" w:w="6"/>
-              <w:right w:type="dxa" w:w="66"/>
-            </w:tcMar>
-          </w:tcPr>
-          <w:p>
-            <w:r>
-              <w:rPr>
-                <w:b/>
-                <w:bCs/>
-                <w:sz w:val="14"/>
-                <w:szCs w:val="14"/>
-              </w:rPr>
-              <w:t xml:space="preserve">7</w:t>
-            </w:r>
-          </w:p>
-        </w:tc>
-        <w:tc>
-          <w:tcPr>
-            <w:tcMar>
-              <w:top w:type="dxa" w:w="6"/>
-              <w:left w:type="dxa" w:w="66"/>
-              <w:bottom w:type="dxa" w:w="6"/>
-              <w:right w:type="dxa" w:w="66"/>
-            </w:tcMar>
-          </w:tcPr>
-          <w:p>
-            <w:r>
-              <w:rPr>
-                <w:sz w:val="14"/>
-                <w:szCs w:val="14"/>
-              </w:rPr>
-              <w:t xml:space="preserve">True</w:t>
-            </w:r>
-          </w:p>
-        </w:tc>
-        <w:tc>
-          <w:tcPr>
-            <w:shd w:fill="F5F7FC" w:val="clear"/>
-            <w:tcMar>
-              <w:top w:type="dxa" w:w="6"/>
-              <w:left w:type="dxa" w:w="66"/>
-              <w:bottom w:type="dxa" w:w="6"/>
-              <w:right w:type="dxa" w:w="66"/>
-            </w:tcMar>
-          </w:tcPr>
-          <w:p>
-            <w:r>
-              <w:rPr>
-                <w:b/>
-                <w:bCs/>
-                <w:sz w:val="14"/>
-                <w:szCs w:val="14"/>
-              </w:rPr>
-              <w:t xml:space="preserve">19</w:t>
-            </w:r>
-          </w:p>
-        </w:tc>
-        <w:tc>
-          <w:tcPr>
-            <w:tcMar>
-              <w:top w:type="dxa" w:w="6"/>
-              <w:left w:type="dxa" w:w="66"/>
-              <w:bottom w:type="dxa" w:w="6"/>
-              <w:right w:type="dxa" w:w="66"/>
-            </w:tcMar>
-          </w:tcPr>
-          <w:p>
-            <w:r>
-              <w:rPr>
-                <w:sz w:val="14"/>
-                <w:szCs w:val="14"/>
-              </w:rPr>
-              <w:t xml:space="preserve">H</w:t>
-            </w:r>
-          </w:p>
-        </w:tc>
-        <w:tc>
-          <w:tcPr>
-            <w:shd w:fill="F5F7FC" w:val="clear"/>
-            <w:tcMar>
-              <w:top w:type="dxa" w:w="6"/>
-              <w:left w:type="dxa" w:w="66"/>
-              <w:bottom w:type="dxa" w:w="6"/>
-              <w:right w:type="dxa" w:w="66"/>
-            </w:tcMar>
-          </w:tcPr>
-          <w:p>
-            <w:r>
-              <w:rPr>
-                <w:b/>
-                <w:bCs/>
-                <w:sz w:val="14"/>
-                <w:szCs w:val="14"/>
-              </w:rPr>
-              <w:t xml:space="preserve">31</w:t>
-            </w:r>
-          </w:p>
-        </w:tc>
-        <w:tc>
-          <w:tcPr>
-            <w:tcMar>
-              <w:top w:type="dxa" w:w="6"/>
-              <w:left w:type="dxa" w:w="66"/>
-              <w:bottom w:type="dxa" w:w="6"/>
-              <w:right w:type="dxa" w:w="66"/>
-            </w:tcMar>
-          </w:tcPr>
-          <w:p>
-            <w:r>
-              <w:rPr>
-                <w:sz w:val="14"/>
-                <w:szCs w:val="14"/>
-              </w:rPr>
-              <w:t xml:space="preserve">C</w:t>
-            </w:r>
-          </w:p>
-        </w:tc>
-      </w:tr>
-      <w:tr>
-        <w:tc>
-          <w:tcPr>
-            <w:shd w:fill="F5F7FC" w:val="clear"/>
-            <w:tcMar>
-              <w:top w:type="dxa" w:w="6"/>
-              <w:left w:type="dxa" w:w="66"/>
-              <w:bottom w:type="dxa" w:w="6"/>
-              <w:right w:type="dxa" w:w="66"/>
-            </w:tcMar>
-          </w:tcPr>
-          <w:p>
-            <w:r>
-              <w:rPr>
-                <w:b/>
-                <w:bCs/>
-                <w:sz w:val="14"/>
-                <w:szCs w:val="14"/>
-              </w:rPr>
-              <w:t xml:space="preserve">8</w:t>
-            </w:r>
-          </w:p>
-        </w:tc>
-        <w:tc>
-          <w:tcPr>
-            <w:tcMar>
-              <w:top w:type="dxa" w:w="6"/>
-              <w:left w:type="dxa" w:w="66"/>
-              <w:bottom w:type="dxa" w:w="6"/>
-              <w:right w:type="dxa" w:w="66"/>
-            </w:tcMar>
-          </w:tcPr>
-          <w:p>
-            <w:r>
-              <w:rPr>
-                <w:sz w:val="14"/>
-                <w:szCs w:val="14"/>
-              </w:rPr>
-              <w:t xml:space="preserve">B</w:t>
-            </w:r>
-          </w:p>
-        </w:tc>
-        <w:tc>
-          <w:tcPr>
-            <w:shd w:fill="F5F7FC" w:val="clear"/>
-            <w:tcMar>
-              <w:top w:type="dxa" w:w="6"/>
-              <w:left w:type="dxa" w:w="66"/>
-              <w:bottom w:type="dxa" w:w="6"/>
-              <w:right w:type="dxa" w:w="66"/>
-            </w:tcMar>
-          </w:tcPr>
-          <w:p>
-            <w:r>
-              <w:rPr>
-                <w:b/>
-                <w:bCs/>
-                <w:sz w:val="14"/>
-                <w:szCs w:val="14"/>
-              </w:rPr>
-              <w:t xml:space="preserve">20</w:t>
-            </w:r>
-          </w:p>
-        </w:tc>
-        <w:tc>
-          <w:tcPr>
-            <w:tcMar>
-              <w:top w:type="dxa" w:w="6"/>
-              <w:left w:type="dxa" w:w="66"/>
-              <w:bottom w:type="dxa" w:w="6"/>
-              <w:right w:type="dxa" w:w="66"/>
-            </w:tcMar>
-          </w:tcPr>
-          <w:p>
-            <w:r>
-              <w:rPr>
-                <w:sz w:val="14"/>
-                <w:szCs w:val="14"/>
-              </w:rPr>
-              <w:t xml:space="preserve">A</w:t>
-            </w:r>
-          </w:p>
-        </w:tc>
-        <w:tc>
-          <w:tcPr>
-            <w:shd w:fill="F5F7FC" w:val="clear"/>
-            <w:tcMar>
-              <w:top w:type="dxa" w:w="6"/>
-              <w:left w:type="dxa" w:w="66"/>
-              <w:bottom w:type="dxa" w:w="6"/>
-              <w:right w:type="dxa" w:w="66"/>
-            </w:tcMar>
-          </w:tcPr>
-          <w:p>
-            <w:r>
-              <w:rPr>
-                <w:b/>
-                <w:bCs/>
-                <w:sz w:val="14"/>
-                <w:szCs w:val="14"/>
-              </w:rPr>
-              <w:t xml:space="preserve">32</w:t>
-            </w:r>
-          </w:p>
-        </w:tc>
-        <w:tc>
-          <w:tcPr>
-            <w:tcMar>
-              <w:top w:type="dxa" w:w="6"/>
-              <w:left w:type="dxa" w:w="66"/>
-              <w:bottom w:type="dxa" w:w="6"/>
-              <w:right w:type="dxa" w:w="66"/>
-            </w:tcMar>
-          </w:tcPr>
-          <w:p>
-            <w:r>
-              <w:rPr>
-                <w:sz w:val="14"/>
-                <w:szCs w:val="14"/>
-              </w:rPr>
-              <w:t xml:space="preserve">D</w:t>
-            </w:r>
-          </w:p>
-        </w:tc>
-      </w:tr>
-      <w:tr>
-        <w:tc>
-          <w:tcPr>
-            <w:shd w:fill="F5F7FC" w:val="clear"/>
-            <w:tcMar>
-              <w:top w:type="dxa" w:w="6"/>
-              <w:left w:type="dxa" w:w="66"/>
-              <w:bottom w:type="dxa" w:w="6"/>
-              <w:right w:type="dxa" w:w="66"/>
-            </w:tcMar>
-          </w:tcPr>
-          <w:p>
-            <w:r>
-              <w:rPr>
-                <w:b/>
-                <w:bCs/>
-                <w:sz w:val="14"/>
-                <w:szCs w:val="14"/>
-              </w:rPr>
-              <w:t xml:space="preserve">9</w:t>
-            </w:r>
-          </w:p>
-        </w:tc>
-        <w:tc>
-          <w:tcPr>
-            <w:tcMar>
-              <w:top w:type="dxa" w:w="6"/>
-              <w:left w:type="dxa" w:w="66"/>
-              <w:bottom w:type="dxa" w:w="6"/>
-              <w:right w:type="dxa" w:w="66"/>
-            </w:tcMar>
-          </w:tcPr>
-          <w:p>
-            <w:r>
-              <w:rPr>
-                <w:sz w:val="14"/>
-                <w:szCs w:val="14"/>
-              </w:rPr>
-              <w:t xml:space="preserve">C</w:t>
-            </w:r>
-          </w:p>
-        </w:tc>
-        <w:tc>
-          <w:tcPr>
-            <w:shd w:fill="F5F7FC" w:val="clear"/>
-            <w:tcMar>
-              <w:top w:type="dxa" w:w="6"/>
-              <w:left w:type="dxa" w:w="66"/>
-              <w:bottom w:type="dxa" w:w="6"/>
-              <w:right w:type="dxa" w:w="66"/>
-            </w:tcMar>
-          </w:tcPr>
-          <w:p>
-            <w:r>
-              <w:rPr>
-                <w:b/>
-                <w:bCs/>
-                <w:sz w:val="14"/>
-                <w:szCs w:val="14"/>
-              </w:rPr>
-              <w:t xml:space="preserve">21</w:t>
-            </w:r>
-          </w:p>
-        </w:tc>
-        <w:tc>
-          <w:tcPr>
-            <w:tcMar>
-              <w:top w:type="dxa" w:w="6"/>
-              <w:left w:type="dxa" w:w="66"/>
-              <w:bottom w:type="dxa" w:w="6"/>
-              <w:right w:type="dxa" w:w="66"/>
-            </w:tcMar>
-          </w:tcPr>
-          <w:p>
-            <w:r>
-              <w:rPr>
-                <w:sz w:val="14"/>
-                <w:szCs w:val="14"/>
-              </w:rPr>
-              <w:t xml:space="preserve">B</w:t>
-            </w:r>
-          </w:p>
-        </w:tc>
-        <w:tc>
-          <w:tcPr>
-            <w:shd w:fill="F5F7FC" w:val="clear"/>
-            <w:tcMar>
-              <w:top w:type="dxa" w:w="6"/>
-              <w:left w:type="dxa" w:w="66"/>
-              <w:bottom w:type="dxa" w:w="6"/>
-              <w:right w:type="dxa" w:w="66"/>
-            </w:tcMar>
-          </w:tcPr>
-          <w:p>
-            <w:r>
-              <w:rPr>
-                <w:b/>
-                <w:bCs/>
-                <w:sz w:val="14"/>
-                <w:szCs w:val="14"/>
-              </w:rPr>
-              <w:t xml:space="preserve">33</w:t>
-            </w:r>
-          </w:p>
-        </w:tc>
-        <w:tc>
-          <w:tcPr>
-            <w:tcMar>
-              <w:top w:type="dxa" w:w="6"/>
-              <w:left w:type="dxa" w:w="66"/>
-              <w:bottom w:type="dxa" w:w="6"/>
-              <w:right w:type="dxa" w:w="66"/>
-            </w:tcMar>
-          </w:tcPr>
-          <w:p>
-            <w:r>
-              <w:rPr>
-                <w:sz w:val="14"/>
-                <w:szCs w:val="14"/>
-              </w:rPr>
-              <w:t xml:space="preserve">E</w:t>
-            </w:r>
-          </w:p>
-        </w:tc>
-      </w:tr>
-      <w:tr>
-        <w:tc>
-          <w:tcPr>
-            <w:shd w:fill="F5F7FC" w:val="clear"/>
-            <w:tcMar>
-              <w:top w:type="dxa" w:w="6"/>
-              <w:left w:type="dxa" w:w="66"/>
-              <w:bottom w:type="dxa" w:w="6"/>
-              <w:right w:type="dxa" w:w="66"/>
-            </w:tcMar>
-          </w:tcPr>
-          <w:p>
-            <w:r>
-              <w:rPr>
-                <w:b/>
-                <w:bCs/>
-                <w:sz w:val="14"/>
-                <w:szCs w:val="14"/>
-              </w:rPr>
-              <w:t xml:space="preserve">10</w:t>
-            </w:r>
-          </w:p>
-        </w:tc>
-        <w:tc>
-          <w:tcPr>
-            <w:tcMar>
-              <w:top w:type="dxa" w:w="6"/>
-              <w:left w:type="dxa" w:w="66"/>
-              <w:bottom w:type="dxa" w:w="6"/>
-              <w:right w:type="dxa" w:w="66"/>
-            </w:tcMar>
-          </w:tcPr>
-          <w:p>
-            <w:r>
-              <w:rPr>
-                <w:sz w:val="14"/>
-                <w:szCs w:val="14"/>
-              </w:rPr>
-              <w:t xml:space="preserve">D</w:t>
-            </w:r>
-          </w:p>
-        </w:tc>
-        <w:tc>
-          <w:tcPr>
-            <w:shd w:fill="F5F7FC" w:val="clear"/>
-            <w:tcMar>
-              <w:top w:type="dxa" w:w="6"/>
-              <w:left w:type="dxa" w:w="66"/>
-              <w:bottom w:type="dxa" w:w="6"/>
-              <w:right w:type="dxa" w:w="66"/>
-            </w:tcMar>
-          </w:tcPr>
-          <w:p>
-            <w:r>
-              <w:rPr>
-                <w:b/>
-                <w:bCs/>
-                <w:sz w:val="14"/>
-                <w:szCs w:val="14"/>
-              </w:rPr>
-              <w:t xml:space="preserve">22</w:t>
-            </w:r>
-          </w:p>
-        </w:tc>
-        <w:tc>
-          <w:tcPr>
-            <w:tcMar>
-              <w:top w:type="dxa" w:w="6"/>
-              <w:left w:type="dxa" w:w="66"/>
-              <w:bottom w:type="dxa" w:w="6"/>
-              <w:right w:type="dxa" w:w="66"/>
-            </w:tcMar>
-          </w:tcPr>
-          <w:p>
-            <w:r>
-              <w:rPr>
-                <w:sz w:val="14"/>
-                <w:szCs w:val="14"/>
-              </w:rPr>
-              <w:t xml:space="preserve">B</w:t>
-            </w:r>
-          </w:p>
-        </w:tc>
-        <w:tc>
-          <w:tcPr>
-            <w:shd w:fill="F5F7FC" w:val="clear"/>
-            <w:tcMar>
-              <w:top w:type="dxa" w:w="6"/>
-              <w:left w:type="dxa" w:w="66"/>
-              <w:bottom w:type="dxa" w:w="6"/>
-              <w:right w:type="dxa" w:w="66"/>
-            </w:tcMar>
-          </w:tcPr>
-          <w:p>
-            <w:r>
-              <w:rPr>
-                <w:b/>
-                <w:bCs/>
-                <w:sz w:val="14"/>
-                <w:szCs w:val="14"/>
-              </w:rPr>
-              <w:t xml:space="preserve">34</w:t>
-            </w:r>
-          </w:p>
-        </w:tc>
-        <w:tc>
-          <w:tcPr>
-            <w:tcMar>
-              <w:top w:type="dxa" w:w="6"/>
-              <w:left w:type="dxa" w:w="66"/>
-              <w:bottom w:type="dxa" w:w="6"/>
-              <w:right w:type="dxa" w:w="66"/>
-            </w:tcMar>
-          </w:tcPr>
-          <w:p>
-            <w:r>
-              <w:rPr>
-                <w:sz w:val="14"/>
-                <w:szCs w:val="14"/>
-              </w:rPr>
-              <w:t xml:space="preserve">A</w:t>
-            </w:r>
-          </w:p>
-        </w:tc>
-      </w:tr>
-      <w:tr>
-        <w:tc>
-          <w:tcPr>
-            <w:shd w:fill="F5F7FC" w:val="clear"/>
-            <w:tcMar>
-              <w:top w:type="dxa" w:w="6"/>
-              <w:left w:type="dxa" w:w="66"/>
-              <w:bottom w:type="dxa" w:w="6"/>
-              <w:right w:type="dxa" w:w="66"/>
-            </w:tcMar>
-          </w:tcPr>
-          <w:p>
-            <w:r>
-              <w:rPr>
-                <w:b/>
-                <w:bCs/>
-                <w:sz w:val="14"/>
-                <w:szCs w:val="14"/>
-              </w:rPr>
-              <w:t xml:space="preserve">11</w:t>
-            </w:r>
-          </w:p>
-        </w:tc>
-        <w:tc>
-          <w:tcPr>
-            <w:tcMar>
-              <w:top w:type="dxa" w:w="6"/>
-              <w:left w:type="dxa" w:w="66"/>
-              <w:bottom w:type="dxa" w:w="6"/>
-              <w:right w:type="dxa" w:w="66"/>
-            </w:tcMar>
-          </w:tcPr>
-          <w:p>
-            <w:r>
-              <w:rPr>
-                <w:sz w:val="14"/>
-                <w:szCs w:val="14"/>
-              </w:rPr>
-              <w:t xml:space="preserve">E</w:t>
-            </w:r>
-          </w:p>
-        </w:tc>
-        <w:tc>
-          <w:tcPr>
-            <w:shd w:fill="F5F7FC" w:val="clear"/>
-            <w:tcMar>
-              <w:top w:type="dxa" w:w="6"/>
-              <w:left w:type="dxa" w:w="66"/>
-              <w:bottom w:type="dxa" w:w="6"/>
-              <w:right w:type="dxa" w:w="66"/>
-            </w:tcMar>
-          </w:tcPr>
-          <w:p>
-            <w:r>
-              <w:rPr>
-                <w:b/>
-                <w:bCs/>
-                <w:sz w:val="14"/>
-                <w:szCs w:val="14"/>
-              </w:rPr>
-              <w:t xml:space="preserve">23</w:t>
-            </w:r>
-          </w:p>
-        </w:tc>
-        <w:tc>
-          <w:tcPr>
-            <w:tcMar>
-              <w:top w:type="dxa" w:w="6"/>
-              <w:left w:type="dxa" w:w="66"/>
-              <w:bottom w:type="dxa" w:w="6"/>
-              <w:right w:type="dxa" w:w="66"/>
-            </w:tcMar>
-          </w:tcPr>
-          <w:p>
-            <w:r>
-              <w:rPr>
-                <w:sz w:val="14"/>
-                <w:szCs w:val="14"/>
-              </w:rPr>
-              <w:t xml:space="preserve">E</w:t>
-            </w:r>
-          </w:p>
-        </w:tc>
-        <w:tc>
-          <w:tcPr>
-            <w:shd w:fill="F5F7FC" w:val="clear"/>
-            <w:tcMar>
-              <w:top w:type="dxa" w:w="6"/>
-              <w:left w:type="dxa" w:w="66"/>
-              <w:bottom w:type="dxa" w:w="6"/>
-              <w:right w:type="dxa" w:w="66"/>
-            </w:tcMar>
-          </w:tcPr>
-          <w:p>
-            <w:r>
-              <w:rPr>
-                <w:b/>
-                <w:bCs/>
-                <w:sz w:val="14"/>
-                <w:szCs w:val="14"/>
-              </w:rPr>
-              <w:t xml:space="preserve"/>
-            </w:r>
-          </w:p>
-        </w:tc>
-        <w:tc>
-          <w:tcPr>
-            <w:tcMar>
-              <w:top w:type="dxa" w:w="6"/>
-              <w:left w:type="dxa" w:w="66"/>
-              <w:bottom w:type="dxa" w:w="6"/>
-              <w:right w:type="dxa" w:w="66"/>
-            </w:tcMar>
-          </w:tcPr>
-          <w:p>
-            <w:r>
-              <w:rPr>
-                <w:sz w:val="14"/>
-                <w:szCs w:val="14"/>
-              </w:rPr>
-              <w:t xml:space="preserve"/>
-            </w:r>
-          </w:p>
-        </w:tc>
-      </w:tr>
-      <w:tr>
-        <w:tc>
-          <w:tcPr>
-            <w:shd w:fill="F5F7FC" w:val="clear"/>
-            <w:tcMar>
-              <w:top w:type="dxa" w:w="6"/>
-              <w:left w:type="dxa" w:w="66"/>
-              <w:bottom w:type="dxa" w:w="6"/>
-              <w:right w:type="dxa" w:w="66"/>
-            </w:tcMar>
-          </w:tcPr>
-          <w:p>
-            <w:r>
-              <w:rPr>
-                <w:b/>
-                <w:bCs/>
-                <w:sz w:val="14"/>
-                <w:szCs w:val="14"/>
-              </w:rPr>
-              <w:t xml:space="preserve">12</w:t>
-            </w:r>
-          </w:p>
-        </w:tc>
-        <w:tc>
-          <w:tcPr>
-            <w:tcMar>
-              <w:top w:type="dxa" w:w="6"/>
-              <w:left w:type="dxa" w:w="66"/>
-              <w:bottom w:type="dxa" w:w="6"/>
-              <w:right w:type="dxa" w:w="66"/>
-            </w:tcMar>
-          </w:tcPr>
-          <w:p>
-            <w:r>
-              <w:rPr>
-                <w:sz w:val="14"/>
-                <w:szCs w:val="14"/>
-              </w:rPr>
-              <w:t xml:space="preserve">A</w:t>
-            </w:r>
-          </w:p>
-        </w:tc>
-        <w:tc>
-          <w:tcPr>
-            <w:shd w:fill="F5F7FC" w:val="clear"/>
-            <w:tcMar>
-              <w:top w:type="dxa" w:w="6"/>
-              <w:left w:type="dxa" w:w="66"/>
-              <w:bottom w:type="dxa" w:w="6"/>
-              <w:right w:type="dxa" w:w="66"/>
-            </w:tcMar>
-          </w:tcPr>
-          <w:p>
-            <w:r>
-              <w:rPr>
-                <w:b/>
-                <w:bCs/>
-                <w:sz w:val="14"/>
-                <w:szCs w:val="14"/>
-              </w:rPr>
-              <w:t xml:space="preserve">24</w:t>
-            </w:r>
-          </w:p>
-        </w:tc>
-        <w:tc>
-          <w:tcPr>
-            <w:tcMar>
-              <w:top w:type="dxa" w:w="6"/>
-              <w:left w:type="dxa" w:w="66"/>
-              <w:bottom w:type="dxa" w:w="6"/>
-              <w:right w:type="dxa" w:w="66"/>
-            </w:tcMar>
-          </w:tcPr>
-          <w:p>
-            <w:r>
-              <w:rPr>
-                <w:sz w:val="14"/>
-                <w:szCs w:val="14"/>
-              </w:rPr>
-              <w:t xml:space="preserve">G</w:t>
-            </w:r>
-          </w:p>
-        </w:tc>
-        <w:tc>
-          <w:tcPr>
-            <w:shd w:fill="F5F7FC" w:val="clear"/>
-            <w:tcMar>
-              <w:top w:type="dxa" w:w="6"/>
-              <w:left w:type="dxa" w:w="66"/>
-              <w:bottom w:type="dxa" w:w="6"/>
-              <w:right w:type="dxa" w:w="66"/>
-            </w:tcMar>
-          </w:tcPr>
-          <w:p>
-            <w:r>
-              <w:rPr>
-                <w:b/>
-                <w:bCs/>
-                <w:sz w:val="14"/>
-                <w:szCs w:val="14"/>
-              </w:rPr>
-              <w:t xml:space="preserve"/>
-            </w:r>
-          </w:p>
-        </w:tc>
-        <w:tc>
-          <w:tcPr>
-            <w:tcMar>
-              <w:top w:type="dxa" w:w="6"/>
-              <w:left w:type="dxa" w:w="66"/>
-              <w:bottom w:type="dxa" w:w="6"/>
-              <w:right w:type="dxa" w:w="66"/>
-            </w:tcMar>
-          </w:tcPr>
-          <w:p>
-            <w:r>
-              <w:rPr>
-                <w:sz w:val="14"/>
-                <w:szCs w:val="14"/>
-              </w:rPr>
-              <w:t xml:space="preserve"/>
-            </w:r>
-          </w:p>
-        </w:tc>
-      </w:tr>
-    </w:tbl>
-    <w:p/>
-    <w:p>
-      <w:pPr>
-        <w:spacing w:before="110" w:after="50"/>
-        <w:pBdr>
-          <w:top w:val="single" w:sz="8" w:space="5" w:color="1F7A6A"/>
-        </w:pBdr>
-      </w:pPr>
-      <w:r>
-        <w:rPr>
-          <w:b/>
-          <w:bCs/>
-          <w:color w:val="1F7A6A"/>
-          <w:sz w:val="17"/>
-          <w:szCs w:val="17"/>
-        </w:rPr>
-        <w:t xml:space="preserve">Why, where it is worth saying</w:t>
-      </w:r>
-    </w:p>
-    <w:p>
-      <w:pPr>
-        <w:ind w:left="300" w:hanging="300"/>
-        <w:spacing w:after="25"/>
-      </w:pPr>
-      <w:r>
-        <w:rPr>
-          <w:b/>
-          <w:bCs/>
-          <w:color w:val="1F7A6A"/>
-          <w:sz w:val="15"/>
-          <w:szCs w:val="15"/>
-        </w:rPr>
-        <w:t xml:space="preserve">1   </w:t>
-      </w:r>
-      <w:r>
-        <w:rPr>
-          <w:sz w:val="15"/>
-          <w:szCs w:val="15"/>
-        </w:rPr>
-        <w:t xml:space="preserve">That is the direct write-off method.</w:t>
-      </w:r>
-    </w:p>
-    <w:p>
-      <w:pPr>
-        <w:ind w:left="300" w:hanging="300"/>
-        <w:spacing w:after="25"/>
-      </w:pPr>
-      <w:r>
-        <w:rPr>
-          <w:b/>
-          <w:bCs/>
-          <w:color w:val="1F7A6A"/>
-          <w:sz w:val="15"/>
-          <w:szCs w:val="15"/>
-        </w:rPr>
-        <w:t xml:space="preserve">2   </w:t>
-      </w:r>
-      <w:r>
-        <w:rPr>
-          <w:sz w:val="15"/>
-          <w:szCs w:val="15"/>
-        </w:rPr>
-        <w:t xml:space="preserve">It still uses an allowance; the direct method does not.</w:t>
-      </w:r>
-    </w:p>
-    <w:p>
-      <w:pPr>
-        <w:ind w:left="300" w:hanging="300"/>
-        <w:spacing w:after="25"/>
-      </w:pPr>
-      <w:r>
-        <w:rPr>
-          <w:b/>
-          <w:bCs/>
-          <w:color w:val="1F7A6A"/>
-          <w:sz w:val="15"/>
-          <w:szCs w:val="15"/>
-        </w:rPr>
-        <w:t xml:space="preserve">13   </w:t>
-      </w:r>
-      <w:r>
-        <w:rPr>
-          <w:sz w:val="15"/>
-          <w:szCs w:val="15"/>
-        </w:rPr>
-        <w:t xml:space="preserve">The sum of each group's amount × its expected loss rate.</w:t>
-      </w:r>
-    </w:p>
-    <w:p/>
-    <w:p>
-      <w:pPr>
-        <w:sectPr>
-          <w:headerReference w:type="default" r:id="rIdHdr4"/>
-          <w:pgSz w:w="11906" w:h="16838" w:orient="portrait"/>
-          <w:pgMar w:top="1180" w:right="1000" w:bottom="900" w:left="1000" w:header="708" w:footer="708" w:gutter="0"/>
-          <w:docGrid w:linePitch="360"/>
-          <w:pgNumType w:start="1"/>
-        </w:sectPr>
-      </w:pPr>
-    </w:p>
     <w:sectPr>
-      <w:headerReference w:type="default" r:id="rIdHdr4"/>
+      <w:headerReference w:type="default" r:id="rIdHdr3"/>
       <w:pgSz w:w="11906" w:h="16838" w:orient="portrait"/>
       <w:pgMar w:top="1180" w:right="1000" w:bottom="900" w:left="1000" w:header="708" w:footer="708" w:gutter="0"/>
       <w:docGrid w:linePitch="360"/>
@@ -7348,97 +6911,6 @@
               <w:szCs w:val="16"/>
             </w:rPr>
             <w:t xml:space="preserve">Handout 6.3 · Answer Key</w:t>
-          </w:r>
-        </w:p>
-      </w:tc>
-      <w:tc>
-        <w:tcPr>
-          <w:tcW w:type="pct" w:w="1400"/>
-          <w:tcMar>
-            <w:top w:type="dxa" w:w="-30"/>
-            <w:left w:type="dxa" w:w="30"/>
-            <w:bottom w:type="dxa" w:w="-30"/>
-            <w:right w:type="dxa" w:w="30"/>
-          </w:tcMar>
-        </w:tcPr>
-        <w:p>
-          <w:pPr>
-            <w:jc w:val="right"/>
-          </w:pPr>
-          <w:r>
-            <w:rPr>
-              <w:color w:val="6B7280"/>
-              <w:sz w:val="16"/>
-              <w:szCs w:val="16"/>
-            </w:rPr>
-            <w:t xml:space="preserve">Answer Key — Page </w:t>
-          </w:r>
-          <w:fldSimple w:instr=" PAGE ">
-            <w:r>
-              <w:rPr>
-                <w:b/>
-                <w:bCs/>
-                <w:color w:val="23265A"/>
-                <w:sz w:val="16"/>
-                <w:szCs w:val="16"/>
-              </w:rPr>
-              <w:t xml:space="preserve">1</w:t>
-            </w:r>
-          </w:fldSimple>
-          <w:r>
-            <w:rPr>
-              <w:color w:val="6B7280"/>
-              <w:sz w:val="16"/>
-              <w:szCs w:val="16"/>
-            </w:rPr>
-            <w:t xml:space="preserve"/>
-          </w:r>
-        </w:p>
-      </w:tc>
-    </w:tr>
-  </w:tbl>
-  <w:p>
-    <w:pPr>
-      <w:spacing w:after="0"/>
-    </w:pPr>
-  </w:p>
-</w:hdr>
-</file>
-
-<file path=word/header4.xml><?xml version="1.0" encoding="utf-8"?>
-<w:hdr xmlns:wpc="http://schemas.microsoft.com/office/word/2010/wordprocessingCanvas" xmlns:mc="http://schemas.openxmlformats.org/markup-compatibility/2006" xmlns:o="urn:schemas-microsoft-com:office:office" xmlns:r="http://schemas.openxmlformats.org/officeDocument/2006/relationships" xmlns:m="http://schemas.openxmlformats.org/officeDocument/2006/math" xmlns:v="urn:schemas-microsoft-com:vml" xmlns:wp14="http://schemas.microsoft.com/office/word/2010/wordprocessingDrawing" xmlns:wp="http://schemas.openxmlformats.org/drawingml/2006/wordprocessingDrawing" xmlns:w10="urn:schemas-microsoft-com:office:word" xmlns:w="http://schemas.openxmlformats.org/wordprocessingml/2006/main" xmlns:w14="http://schemas.openxmlformats.org/wordprocessingml/2006/main" xmlns:w15="http://schemas.openxmlformats.org/wordprocessingml/2006/main" xmlns:wpg="http://schemas.microsoft.com/office/word/2010/wordprocessingGroup" xmlns:wpi="http://schemas.microsoft.com/office/word/2010/wordprocessingInk" xmlns:wne="http://schemas.microsoft.com/office/word/2006/wordml" xmlns:wps="http://schemas.microsoft.com/office/word/2010/wordprocessingShape">
-  <w:tbl>
-    <w:tblPr>
-      <w:tblW w:type="pct" w:w="100%"/>
-      <w:tblBorders>
-        <w:bottom w:val="single" w:color="DFE3EE" w:sz="8"/>
-      </w:tblBorders>
-    </w:tblPr>
-    <w:tblGrid>
-      <w:gridCol w:w="7400"/>
-      <w:gridCol w:w="2000"/>
-    </w:tblGrid>
-    <w:tr>
-      <w:tc>
-        <w:tcPr>
-          <w:tcW w:type="pct" w:w="3600"/>
-          <w:tcMar>
-            <w:top w:type="dxa" w:w="-30"/>
-            <w:left w:type="dxa" w:w="30"/>
-            <w:bottom w:type="dxa" w:w="-30"/>
-            <w:right w:type="dxa" w:w="30"/>
-          </w:tcMar>
-        </w:tcPr>
-        <w:p>
-          <w:r>
-            <w:rPr>
-              <w:b/>
-              <w:bCs/>
-              <w:color w:val="23265A"/>
-              <w:sz w:val="16"/>
-              <w:szCs w:val="16"/>
-            </w:rPr>
-            <w:t xml:space="preserve">Handout 6.4 · Answer Key</w:t>
           </w:r>
         </w:p>
       </w:tc>
